--- a/VKS-Supervisor-VNA-VPC-walkthrough.docx
+++ b/VKS-Supervisor-VNA-VPC-walkthrough.docx
@@ -35,7 +35,7 @@
           <w:sz w:val="19"/>
           <w:szCs w:val="19"/>
         </w:rPr>
-        <w:t xml:space="preserve">註:本批截圖為 2026-06-08 參考站台 (kosten-vcf91-vc.rtolab.local) 實機走精靈所拍,記錄的是相同的 VCF 9.1 VKS 部署流程與欄位(IP 段為該站的 192.168.114.0/24 / rtolab.local)。現行 home.lab M02 環境採 VDS+Foundation Load Balancer,mgmt VIP 10.0.0.182、cluster VIP 192.168.15.64,config_status 已 RUNNING;流程與畫面一致,僅網段/名稱不同。</w:t>
+        <w:t xml:space="preserve">本文件分兩部分:(1)★ 現行 home.lab M02 實況 = 2026-07-23 對 live 環境(vcf-m02-vc01 / vcf-m02-ops01.home.lab)實際截的現況圖(Supervisor RUNNING、Namespaces、depot 健康);(2)第 0–5 部分 = 2026-06-08 參考站台 (kosten-vcf91-vc.rtolab.local) 實機走完整 Activate 精靈的逐步圖解(IP 段為該站 192.168.114.0/24 / rtolab.local)。兩者為相同的 VCF 9.1 VKS 部署流程;現行環境採 VDS+Foundation Load Balancer(mgmt VIP 10.0.0.182、cluster VIP 192.168.15.64),參考站走 VPC 路線,流程一致、僅網段/名稱與網路堆疊選項不同。</w:t>
       </w:r>
     </w:p>
     <w:p>
@@ -44,47 +44,47 @@
         <w:spacing w:after="80" w:before="280"/>
       </w:pPr>
       <w:r>
-        <w:t xml:space="preserve">第 0 部分 — 入口:Supervisor Management</w:t>
-      </w:r>
-    </w:p>
-    <w:p>
-      <w:pPr>
-        <w:spacing w:after="40" w:before="160"/>
-      </w:pPr>
-      <w:r>
-        <w:rPr>
-          <w:b/>
-          <w:bCs/>
-          <w:color w:val="2E5A9C"/>
-          <w:sz w:val="19"/>
-          <w:szCs w:val="19"/>
-        </w:rPr>
-        <w:t xml:space="preserve">▸ 00-intro.jpg  </w:t>
-      </w:r>
-      <w:r>
-        <w:rPr>
-          <w:color w:val="333333"/>
-          <w:sz w:val="19"/>
-          <w:szCs w:val="19"/>
-        </w:rPr>
-        <w:t xml:space="preserve">Supervisor Management 入口。Namespaces 清單 No items found(尚無 user Supervisor);GET STARTED 開精靈。Prerequisites 三卡:Content Library、Network Support(VDS / VCF Networking with VPC)、HA+DRS。</w:t>
-      </w:r>
-    </w:p>
-    <w:p>
-      <w:pPr>
-        <w:pBdr>
-          <w:top w:val="single" w:color="CCCCCC" w:sz="4"/>
-          <w:bottom w:val="single" w:color="CCCCCC" w:sz="4"/>
-          <w:left w:val="single" w:color="CCCCCC" w:sz="4"/>
-          <w:right w:val="single" w:color="CCCCCC" w:sz="4"/>
-        </w:pBdr>
-        <w:spacing w:after="80"/>
-        <w:jc w:val="center"/>
-      </w:pPr>
-      <w:r>
-        <w:drawing>
-          <wp:inline distT="0" distB="0" distL="0" distR="0">
-            <wp:extent cx="5715000" cy="3048000"/>
+        <w:t xml:space="preserve">★ 現行 home.lab M02 實況(2026-07-23 live capture)</w:t>
+      </w:r>
+    </w:p>
+    <w:p>
+      <w:pPr>
+        <w:spacing w:after="40" w:before="160"/>
+      </w:pPr>
+      <w:r>
+        <w:rPr>
+          <w:b/>
+          <w:bCs/>
+          <w:color w:val="2E5A9C"/>
+          <w:sz w:val="19"/>
+          <w:szCs w:val="19"/>
+        </w:rPr>
+        <w:t xml:space="preserve">▸ cur-02-supervisor-running.png  </w:t>
+      </w:r>
+      <w:r>
+        <w:rPr>
+          <w:color w:val="333333"/>
+          <w:sz w:val="19"/>
+          <w:szCs w:val="19"/>
+        </w:rPr>
+        <w:t xml:space="preserve">vCenter (vcf-m02-vc01.home.lab) → Supervisor Management → Supervisors。登入者 vcfadmin@home.lab(AD 聯邦帳號)。vcf-m02-sup01:Config Status=Running、3 Namespaces、4 Hosts、Control Plane Node Address 192.168.15.64(VDS+FLB cluster VIP)、CPU 165 GHz、Mem 731.7 GB、Storage 2.56 TB、版本 v1.32.9+vmware.2-fips-vsc9.1.0.0100。</w:t>
+      </w:r>
+    </w:p>
+    <w:p>
+      <w:pPr>
+        <w:pBdr>
+          <w:top w:val="single" w:color="CCCCCC" w:sz="4"/>
+          <w:bottom w:val="single" w:color="CCCCCC" w:sz="4"/>
+          <w:left w:val="single" w:color="CCCCCC" w:sz="4"/>
+          <w:right w:val="single" w:color="CCCCCC" w:sz="4"/>
+        </w:pBdr>
+        <w:spacing w:after="80"/>
+        <w:jc w:val="center"/>
+      </w:pPr>
+      <w:r>
+        <w:drawing>
+          <wp:inline distT="0" distB="0" distL="0" distR="0">
+            <wp:extent cx="5715000" cy="3448050"/>
             <wp:effectExtent t="0" r="0" b="0" l="0"/>
             <wp:docPr id="1" name="" descr="" title=""/>
             <wp:cNvGraphicFramePr>
@@ -109,7 +109,157 @@
                   <pic:spPr bwMode="auto">
                     <a:xfrm>
                       <a:off x="0" y="0"/>
-                      <a:ext cx="5715000" cy="3048000"/>
+                      <a:ext cx="5715000" cy="3448050"/>
+                    </a:xfrm>
+                    <a:prstGeom prst="rect">
+                      <a:avLst/>
+                    </a:prstGeom>
+                  </pic:spPr>
+                </pic:pic>
+              </a:graphicData>
+            </a:graphic>
+          </wp:inline>
+        </w:drawing>
+      </w:r>
+    </w:p>
+    <w:p>
+      <w:pPr>
+        <w:spacing w:after="40" w:before="160"/>
+      </w:pPr>
+      <w:r>
+        <w:rPr>
+          <w:b/>
+          <w:bCs/>
+          <w:color w:val="2E5A9C"/>
+          <w:sz w:val="19"/>
+          <w:szCs w:val="19"/>
+        </w:rPr>
+        <w:t xml:space="preserve">▸ cur-03-namespaces.png  </w:t>
+      </w:r>
+      <w:r>
+        <w:rPr>
+          <w:color w:val="333333"/>
+          <w:sz w:val="19"/>
+          <w:szCs w:val="19"/>
+        </w:rPr>
+        <w:t xml:space="preserve">Supervisor Management → Namespaces。3 個系統 namespace(svc-cci / svc-tkg / svc-velero)全 Running。(user VKS guest cluster 尚未建立,待匯入 TKr 後建。)</w:t>
+      </w:r>
+    </w:p>
+    <w:p>
+      <w:pPr>
+        <w:pBdr>
+          <w:top w:val="single" w:color="CCCCCC" w:sz="4"/>
+          <w:bottom w:val="single" w:color="CCCCCC" w:sz="4"/>
+          <w:left w:val="single" w:color="CCCCCC" w:sz="4"/>
+          <w:right w:val="single" w:color="CCCCCC" w:sz="4"/>
+        </w:pBdr>
+        <w:spacing w:after="80"/>
+        <w:jc w:val="center"/>
+      </w:pPr>
+      <w:r>
+        <w:drawing>
+          <wp:inline distT="0" distB="0" distL="0" distR="0">
+            <wp:extent cx="5715000" cy="3448050"/>
+            <wp:effectExtent t="0" r="0" b="0" l="0"/>
+            <wp:docPr id="1" name="" descr="" title=""/>
+            <wp:cNvGraphicFramePr>
+              <a:graphicFrameLocks xmlns:a="http://schemas.openxmlformats.org/drawingml/2006/main" noChangeAspect="1"/>
+            </wp:cNvGraphicFramePr>
+            <a:graphic xmlns:a="http://schemas.openxmlformats.org/drawingml/2006/main">
+              <a:graphicData uri="http://schemas.openxmlformats.org/drawingml/2006/picture">
+                <pic:pic xmlns:pic="http://schemas.openxmlformats.org/drawingml/2006/picture">
+                  <pic:nvPicPr>
+                    <pic:cNvPr id="0" name="" descr=""/>
+                    <pic:cNvPicPr>
+                      <a:picLocks noChangeAspect="1" noChangeArrowheads="1"/>
+                    </pic:cNvPicPr>
+                  </pic:nvPicPr>
+                  <pic:blipFill>
+                    <a:blip r:embed="rId8" cstate="none"/>
+                    <a:srcRect/>
+                    <a:stretch>
+                      <a:fillRect/>
+                    </a:stretch>
+                  </pic:blipFill>
+                  <pic:spPr bwMode="auto">
+                    <a:xfrm>
+                      <a:off x="0" y="0"/>
+                      <a:ext cx="5715000" cy="3448050"/>
+                    </a:xfrm>
+                    <a:prstGeom prst="rect">
+                      <a:avLst/>
+                    </a:prstGeom>
+                  </pic:spPr>
+                </pic:pic>
+              </a:graphicData>
+            </a:graphic>
+          </wp:inline>
+        </w:drawing>
+      </w:r>
+    </w:p>
+    <w:p>
+      <w:pPr>
+        <w:spacing w:after="40" w:before="160"/>
+      </w:pPr>
+      <w:r>
+        <w:rPr>
+          <w:b/>
+          <w:bCs/>
+          <w:color w:val="2E5A9C"/>
+          <w:sz w:val="19"/>
+          <w:szCs w:val="19"/>
+        </w:rPr>
+        <w:t xml:space="preserve">▸ cur-01-depot-service-health.png  </w:t>
+      </w:r>
+      <w:r>
+        <w:rPr>
+          <w:color w:val="333333"/>
+          <w:sz w:val="19"/>
+          <w:szCs w:val="19"/>
+        </w:rPr>
+        <w:t xml:space="preserve">VCF Operations (vcf-m02-ops01.home.lab) → Inventory → VCF Depot Service「depot-service」→ Summary。Badge Health 100% / Efficiency 100% / Risk 0% / 1 Normal / No Alerts —— offline depot 連線 + CA 信任(KB 442978)生效後服務健康。</w:t>
+      </w:r>
+    </w:p>
+    <w:p>
+      <w:pPr>
+        <w:pBdr>
+          <w:top w:val="single" w:color="CCCCCC" w:sz="4"/>
+          <w:bottom w:val="single" w:color="CCCCCC" w:sz="4"/>
+          <w:left w:val="single" w:color="CCCCCC" w:sz="4"/>
+          <w:right w:val="single" w:color="CCCCCC" w:sz="4"/>
+        </w:pBdr>
+        <w:spacing w:after="80"/>
+        <w:jc w:val="center"/>
+      </w:pPr>
+      <w:r>
+        <w:drawing>
+          <wp:inline distT="0" distB="0" distL="0" distR="0">
+            <wp:extent cx="5715000" cy="3448050"/>
+            <wp:effectExtent t="0" r="0" b="0" l="0"/>
+            <wp:docPr id="1" name="" descr="" title=""/>
+            <wp:cNvGraphicFramePr>
+              <a:graphicFrameLocks xmlns:a="http://schemas.openxmlformats.org/drawingml/2006/main" noChangeAspect="1"/>
+            </wp:cNvGraphicFramePr>
+            <a:graphic xmlns:a="http://schemas.openxmlformats.org/drawingml/2006/main">
+              <a:graphicData uri="http://schemas.openxmlformats.org/drawingml/2006/picture">
+                <pic:pic xmlns:pic="http://schemas.openxmlformats.org/drawingml/2006/picture">
+                  <pic:nvPicPr>
+                    <pic:cNvPr id="0" name="" descr=""/>
+                    <pic:cNvPicPr>
+                      <a:picLocks noChangeAspect="1" noChangeArrowheads="1"/>
+                    </pic:cNvPicPr>
+                  </pic:nvPicPr>
+                  <pic:blipFill>
+                    <a:blip r:embed="rId9" cstate="none"/>
+                    <a:srcRect/>
+                    <a:stretch>
+                      <a:fillRect/>
+                    </a:stretch>
+                  </pic:blipFill>
+                  <pic:spPr bwMode="auto">
+                    <a:xfrm>
+                      <a:off x="0" y="0"/>
+                      <a:ext cx="5715000" cy="3448050"/>
                     </a:xfrm>
                     <a:prstGeom prst="rect">
                       <a:avLst/>
@@ -128,30 +278,30 @@
         <w:spacing w:after="80" w:before="280"/>
       </w:pPr>
       <w:r>
-        <w:t xml:space="preserve">第 1 部分 — Activate Supervisor 精靈(Step 1–7)</w:t>
-      </w:r>
-    </w:p>
-    <w:p>
-      <w:pPr>
-        <w:spacing w:after="40" w:before="160"/>
-      </w:pPr>
-      <w:r>
-        <w:rPr>
-          <w:b/>
-          <w:bCs/>
-          <w:color w:val="2E5A9C"/>
-          <w:sz w:val="19"/>
-          <w:szCs w:val="19"/>
-        </w:rPr>
-        <w:t xml:space="preserve">▸ 01-step1-vcenter-network.jpg  </w:t>
-      </w:r>
-      <w:r>
-        <w:rPr>
-          <w:color w:val="333333"/>
-          <w:sz w:val="19"/>
-          <w:szCs w:val="19"/>
-        </w:rPr>
-        <w:t xml:space="preserve">Step 1 vCenter + networking stack。只有兩個選項:VCF Networking with VPC (recommended) / vSphere Distributed Switch (VDS)。9.1 沒有獨立 NSX(classic) 選項。</w:t>
+        <w:t xml:space="preserve">第 0 部分 — 入口:Supervisor Management</w:t>
+      </w:r>
+    </w:p>
+    <w:p>
+      <w:pPr>
+        <w:spacing w:after="40" w:before="160"/>
+      </w:pPr>
+      <w:r>
+        <w:rPr>
+          <w:b/>
+          <w:bCs/>
+          <w:color w:val="2E5A9C"/>
+          <w:sz w:val="19"/>
+          <w:szCs w:val="19"/>
+        </w:rPr>
+        <w:t xml:space="preserve">▸ 00-intro.jpg  </w:t>
+      </w:r>
+      <w:r>
+        <w:rPr>
+          <w:color w:val="333333"/>
+          <w:sz w:val="19"/>
+          <w:szCs w:val="19"/>
+        </w:rPr>
+        <w:t xml:space="preserve">Supervisor Management 入口。Namespaces 清單 No items found(尚無 user Supervisor);GET STARTED 開精靈。Prerequisites 三卡:Content Library、Network Support(VDS / VCF Networking with VPC)、HA+DRS。</w:t>
       </w:r>
     </w:p>
     <w:p>
@@ -184,7 +334,7 @@
                     </pic:cNvPicPr>
                   </pic:nvPicPr>
                   <pic:blipFill>
-                    <a:blip r:embed="rId8" cstate="none"/>
+                    <a:blip r:embed="rId10" cstate="none"/>
                     <a:srcRect/>
                     <a:stretch>
                       <a:fillRect/>
@@ -194,456 +344,6 @@
                     <a:xfrm>
                       <a:off x="0" y="0"/>
                       <a:ext cx="5715000" cy="3048000"/>
-                    </a:xfrm>
-                    <a:prstGeom prst="rect">
-                      <a:avLst/>
-                    </a:prstGeom>
-                  </pic:spPr>
-                </pic:pic>
-              </a:graphicData>
-            </a:graphic>
-          </wp:inline>
-        </w:drawing>
-      </w:r>
-    </w:p>
-    <w:p>
-      <w:pPr>
-        <w:spacing w:after="40" w:before="160"/>
-      </w:pPr>
-      <w:r>
-        <w:rPr>
-          <w:b/>
-          <w:bCs/>
-          <w:color w:val="2E5A9C"/>
-          <w:sz w:val="19"/>
-          <w:szCs w:val="19"/>
-        </w:rPr>
-        <w:t xml:space="preserve">▸ 05-step2-cluster-compatible.jpg  </w:t>
-      </w:r>
-      <w:r>
-        <w:rPr>
-          <w:color w:val="333333"/>
-          <w:sz w:val="19"/>
-          <w:szCs w:val="19"/>
-        </w:rPr>
-        <w:t xml:space="preserve">Step 2 Supervisor location(CLUSTER DEPLOYMENT)。先點 datacenter 節點,COMPATIBLE tab 才列出 cluster → vcf-m02-cl01 COMPATIBLE(4 hosts / 137.04 GHz / 171.51 GB)。</w:t>
-      </w:r>
-    </w:p>
-    <w:p>
-      <w:pPr>
-        <w:pBdr>
-          <w:top w:val="single" w:color="CCCCCC" w:sz="4"/>
-          <w:bottom w:val="single" w:color="CCCCCC" w:sz="4"/>
-          <w:left w:val="single" w:color="CCCCCC" w:sz="4"/>
-          <w:right w:val="single" w:color="CCCCCC" w:sz="4"/>
-        </w:pBdr>
-        <w:spacing w:after="80"/>
-        <w:jc w:val="center"/>
-      </w:pPr>
-      <w:r>
-        <w:drawing>
-          <wp:inline distT="0" distB="0" distL="0" distR="0">
-            <wp:extent cx="5715000" cy="3048000"/>
-            <wp:effectExtent t="0" r="0" b="0" l="0"/>
-            <wp:docPr id="1" name="" descr="" title=""/>
-            <wp:cNvGraphicFramePr>
-              <a:graphicFrameLocks xmlns:a="http://schemas.openxmlformats.org/drawingml/2006/main" noChangeAspect="1"/>
-            </wp:cNvGraphicFramePr>
-            <a:graphic xmlns:a="http://schemas.openxmlformats.org/drawingml/2006/main">
-              <a:graphicData uri="http://schemas.openxmlformats.org/drawingml/2006/picture">
-                <pic:pic xmlns:pic="http://schemas.openxmlformats.org/drawingml/2006/picture">
-                  <pic:nvPicPr>
-                    <pic:cNvPr id="0" name="" descr=""/>
-                    <pic:cNvPicPr>
-                      <a:picLocks noChangeAspect="1" noChangeArrowheads="1"/>
-                    </pic:cNvPicPr>
-                  </pic:nvPicPr>
-                  <pic:blipFill>
-                    <a:blip r:embed="rId9" cstate="none"/>
-                    <a:srcRect/>
-                    <a:stretch>
-                      <a:fillRect/>
-                    </a:stretch>
-                  </pic:blipFill>
-                  <pic:spPr bwMode="auto">
-                    <a:xfrm>
-                      <a:off x="0" y="0"/>
-                      <a:ext cx="5715000" cy="3048000"/>
-                    </a:xfrm>
-                    <a:prstGeom prst="rect">
-                      <a:avLst/>
-                    </a:prstGeom>
-                  </pic:spPr>
-                </pic:pic>
-              </a:graphicData>
-            </a:graphic>
-          </wp:inline>
-        </w:drawing>
-      </w:r>
-    </w:p>
-    <w:p>
-      <w:pPr>
-        <w:spacing w:after="40" w:before="160"/>
-      </w:pPr>
-      <w:r>
-        <w:rPr>
-          <w:b/>
-          <w:bCs/>
-          <w:color w:val="2E5A9C"/>
-          <w:sz w:val="19"/>
-          <w:szCs w:val="19"/>
-        </w:rPr>
-        <w:t xml:space="preserve">▸ 07-step3-storage.jpg  </w:t>
-      </w:r>
-      <w:r>
-        <w:rPr>
-          <w:color w:val="333333"/>
-          <w:sz w:val="19"/>
-          <w:szCs w:val="19"/>
-        </w:rPr>
-        <w:t xml:space="preserve">Step 3 Storage。三個 policy(Control Plane / Ephemeral Disks / Image Cache),lab 全選 Management Storage Policy - Single Node(FTT=0)。</w:t>
-      </w:r>
-    </w:p>
-    <w:p>
-      <w:pPr>
-        <w:pBdr>
-          <w:top w:val="single" w:color="CCCCCC" w:sz="4"/>
-          <w:bottom w:val="single" w:color="CCCCCC" w:sz="4"/>
-          <w:left w:val="single" w:color="CCCCCC" w:sz="4"/>
-          <w:right w:val="single" w:color="CCCCCC" w:sz="4"/>
-        </w:pBdr>
-        <w:spacing w:after="80"/>
-        <w:jc w:val="center"/>
-      </w:pPr>
-      <w:r>
-        <w:drawing>
-          <wp:inline distT="0" distB="0" distL="0" distR="0">
-            <wp:extent cx="5715000" cy="3048000"/>
-            <wp:effectExtent t="0" r="0" b="0" l="0"/>
-            <wp:docPr id="1" name="" descr="" title=""/>
-            <wp:cNvGraphicFramePr>
-              <a:graphicFrameLocks xmlns:a="http://schemas.openxmlformats.org/drawingml/2006/main" noChangeAspect="1"/>
-            </wp:cNvGraphicFramePr>
-            <a:graphic xmlns:a="http://schemas.openxmlformats.org/drawingml/2006/main">
-              <a:graphicData uri="http://schemas.openxmlformats.org/drawingml/2006/picture">
-                <pic:pic xmlns:pic="http://schemas.openxmlformats.org/drawingml/2006/picture">
-                  <pic:nvPicPr>
-                    <pic:cNvPr id="0" name="" descr=""/>
-                    <pic:cNvPicPr>
-                      <a:picLocks noChangeAspect="1" noChangeArrowheads="1"/>
-                    </pic:cNvPicPr>
-                  </pic:nvPicPr>
-                  <pic:blipFill>
-                    <a:blip r:embed="rId10" cstate="none"/>
-                    <a:srcRect/>
-                    <a:stretch>
-                      <a:fillRect/>
-                    </a:stretch>
-                  </pic:blipFill>
-                  <pic:spPr bwMode="auto">
-                    <a:xfrm>
-                      <a:off x="0" y="0"/>
-                      <a:ext cx="5715000" cy="3048000"/>
-                    </a:xfrm>
-                    <a:prstGeom prst="rect">
-                      <a:avLst/>
-                    </a:prstGeom>
-                  </pic:spPr>
-                </pic:pic>
-              </a:graphicData>
-            </a:graphic>
-          </wp:inline>
-        </w:drawing>
-      </w:r>
-    </w:p>
-    <w:p>
-      <w:pPr>
-        <w:spacing w:after="40" w:before="160"/>
-      </w:pPr>
-      <w:r>
-        <w:rPr>
-          <w:b/>
-          <w:bCs/>
-          <w:color w:val="2E5A9C"/>
-          <w:sz w:val="19"/>
-          <w:szCs w:val="19"/>
-        </w:rPr>
-        <w:t xml:space="preserve">▸ 08-step4-mgmt-network.jpg  </w:t>
-      </w:r>
-      <w:r>
-        <w:rPr>
-          <w:color w:val="333333"/>
-          <w:sz w:val="19"/>
-          <w:szCs w:val="19"/>
-        </w:rPr>
-        <w:t xml:space="preserve">Step 4 Management Network。IP Mode=Static、起始 IP 192.168.114.101(連續 5 個 .101–.105)、GW .254、DNS/NTP .200、Domain rtolab.local。</w:t>
-      </w:r>
-    </w:p>
-    <w:p>
-      <w:pPr>
-        <w:pBdr>
-          <w:top w:val="single" w:color="CCCCCC" w:sz="4"/>
-          <w:bottom w:val="single" w:color="CCCCCC" w:sz="4"/>
-          <w:left w:val="single" w:color="CCCCCC" w:sz="4"/>
-          <w:right w:val="single" w:color="CCCCCC" w:sz="4"/>
-        </w:pBdr>
-        <w:spacing w:after="80"/>
-        <w:jc w:val="center"/>
-      </w:pPr>
-      <w:r>
-        <w:drawing>
-          <wp:inline distT="0" distB="0" distL="0" distR="0">
-            <wp:extent cx="5715000" cy="2857500"/>
-            <wp:effectExtent t="0" r="0" b="0" l="0"/>
-            <wp:docPr id="1" name="" descr="" title=""/>
-            <wp:cNvGraphicFramePr>
-              <a:graphicFrameLocks xmlns:a="http://schemas.openxmlformats.org/drawingml/2006/main" noChangeAspect="1"/>
-            </wp:cNvGraphicFramePr>
-            <a:graphic xmlns:a="http://schemas.openxmlformats.org/drawingml/2006/main">
-              <a:graphicData uri="http://schemas.openxmlformats.org/drawingml/2006/picture">
-                <pic:pic xmlns:pic="http://schemas.openxmlformats.org/drawingml/2006/picture">
-                  <pic:nvPicPr>
-                    <pic:cNvPr id="0" name="" descr=""/>
-                    <pic:cNvPicPr>
-                      <a:picLocks noChangeAspect="1" noChangeArrowheads="1"/>
-                    </pic:cNvPicPr>
-                  </pic:nvPicPr>
-                  <pic:blipFill>
-                    <a:blip r:embed="rId11" cstate="none"/>
-                    <a:srcRect/>
-                    <a:stretch>
-                      <a:fillRect/>
-                    </a:stretch>
-                  </pic:blipFill>
-                  <pic:spPr bwMode="auto">
-                    <a:xfrm>
-                      <a:off x="0" y="0"/>
-                      <a:ext cx="5715000" cy="2857500"/>
-                    </a:xfrm>
-                    <a:prstGeom prst="rect">
-                      <a:avLst/>
-                    </a:prstGeom>
-                  </pic:spPr>
-                </pic:pic>
-              </a:graphicData>
-            </a:graphic>
-          </wp:inline>
-        </w:drawing>
-      </w:r>
-    </w:p>
-    <w:p>
-      <w:pPr>
-        <w:spacing w:after="40" w:before="160"/>
-      </w:pPr>
-      <w:r>
-        <w:rPr>
-          <w:b/>
-          <w:bCs/>
-          <w:color w:val="2E5A9C"/>
-          <w:sz w:val="19"/>
-          <w:szCs w:val="19"/>
-        </w:rPr>
-        <w:t xml:space="preserve">▸ 09-step5-workload-network.jpg  </w:t>
-      </w:r>
-      <w:r>
-        <w:rPr>
-          <w:color w:val="333333"/>
-          <w:sz w:val="19"/>
-          <w:szCs w:val="19"/>
-        </w:rPr>
-        <w:t xml:space="preserve">Step 5 Workload Network(VPC 模式關鍵步)。NSX Project=Default、VPC Connectivity Profile=vcf-m02-vks-vpc-profile、External IP Block 192.168.114.128/26、Private TGW 172.30.0.0/16、Service CIDR 172.29.0.0/16。</w:t>
-      </w:r>
-    </w:p>
-    <w:p>
-      <w:pPr>
-        <w:pBdr>
-          <w:top w:val="single" w:color="CCCCCC" w:sz="4"/>
-          <w:bottom w:val="single" w:color="CCCCCC" w:sz="4"/>
-          <w:left w:val="single" w:color="CCCCCC" w:sz="4"/>
-          <w:right w:val="single" w:color="CCCCCC" w:sz="4"/>
-        </w:pBdr>
-        <w:spacing w:after="80"/>
-        <w:jc w:val="center"/>
-      </w:pPr>
-      <w:r>
-        <w:drawing>
-          <wp:inline distT="0" distB="0" distL="0" distR="0">
-            <wp:extent cx="5715000" cy="2857500"/>
-            <wp:effectExtent t="0" r="0" b="0" l="0"/>
-            <wp:docPr id="1" name="" descr="" title=""/>
-            <wp:cNvGraphicFramePr>
-              <a:graphicFrameLocks xmlns:a="http://schemas.openxmlformats.org/drawingml/2006/main" noChangeAspect="1"/>
-            </wp:cNvGraphicFramePr>
-            <a:graphic xmlns:a="http://schemas.openxmlformats.org/drawingml/2006/main">
-              <a:graphicData uri="http://schemas.openxmlformats.org/drawingml/2006/picture">
-                <pic:pic xmlns:pic="http://schemas.openxmlformats.org/drawingml/2006/picture">
-                  <pic:nvPicPr>
-                    <pic:cNvPr id="0" name="" descr=""/>
-                    <pic:cNvPicPr>
-                      <a:picLocks noChangeAspect="1" noChangeArrowheads="1"/>
-                    </pic:cNvPicPr>
-                  </pic:nvPicPr>
-                  <pic:blipFill>
-                    <a:blip r:embed="rId12" cstate="none"/>
-                    <a:srcRect/>
-                    <a:stretch>
-                      <a:fillRect/>
-                    </a:stretch>
-                  </pic:blipFill>
-                  <pic:spPr bwMode="auto">
-                    <a:xfrm>
-                      <a:off x="0" y="0"/>
-                      <a:ext cx="5715000" cy="2857500"/>
-                    </a:xfrm>
-                    <a:prstGeom prst="rect">
-                      <a:avLst/>
-                    </a:prstGeom>
-                  </pic:spPr>
-                </pic:pic>
-              </a:graphicData>
-            </a:graphic>
-          </wp:inline>
-        </w:drawing>
-      </w:r>
-    </w:p>
-    <w:p>
-      <w:pPr>
-        <w:spacing w:after="40" w:before="160"/>
-      </w:pPr>
-      <w:r>
-        <w:rPr>
-          <w:b/>
-          <w:bCs/>
-          <w:color w:val="2E5A9C"/>
-          <w:sz w:val="19"/>
-          <w:szCs w:val="19"/>
-        </w:rPr>
-        <w:t xml:space="preserve">▸ 10-step6-advanced.jpg  </w:t>
-      </w:r>
-      <w:r>
-        <w:rPr>
-          <w:color w:val="333333"/>
-          <w:sz w:val="19"/>
-          <w:szCs w:val="19"/>
-        </w:rPr>
-        <w:t xml:space="preserve">Step 6 Advanced Settings。Supervisor Control Plane Size=Small(CPU 4 / Mem 16GB / Storage 48GB)、API Server DNS Name 選填。</w:t>
-      </w:r>
-    </w:p>
-    <w:p>
-      <w:pPr>
-        <w:pBdr>
-          <w:top w:val="single" w:color="CCCCCC" w:sz="4"/>
-          <w:bottom w:val="single" w:color="CCCCCC" w:sz="4"/>
-          <w:left w:val="single" w:color="CCCCCC" w:sz="4"/>
-          <w:right w:val="single" w:color="CCCCCC" w:sz="4"/>
-        </w:pBdr>
-        <w:spacing w:after="80"/>
-        <w:jc w:val="center"/>
-      </w:pPr>
-      <w:r>
-        <w:drawing>
-          <wp:inline distT="0" distB="0" distL="0" distR="0">
-            <wp:extent cx="5715000" cy="2857500"/>
-            <wp:effectExtent t="0" r="0" b="0" l="0"/>
-            <wp:docPr id="1" name="" descr="" title=""/>
-            <wp:cNvGraphicFramePr>
-              <a:graphicFrameLocks xmlns:a="http://schemas.openxmlformats.org/drawingml/2006/main" noChangeAspect="1"/>
-            </wp:cNvGraphicFramePr>
-            <a:graphic xmlns:a="http://schemas.openxmlformats.org/drawingml/2006/main">
-              <a:graphicData uri="http://schemas.openxmlformats.org/drawingml/2006/picture">
-                <pic:pic xmlns:pic="http://schemas.openxmlformats.org/drawingml/2006/picture">
-                  <pic:nvPicPr>
-                    <pic:cNvPr id="0" name="" descr=""/>
-                    <pic:cNvPicPr>
-                      <a:picLocks noChangeAspect="1" noChangeArrowheads="1"/>
-                    </pic:cNvPicPr>
-                  </pic:nvPicPr>
-                  <pic:blipFill>
-                    <a:blip r:embed="rId13" cstate="none"/>
-                    <a:srcRect/>
-                    <a:stretch>
-                      <a:fillRect/>
-                    </a:stretch>
-                  </pic:blipFill>
-                  <pic:spPr bwMode="auto">
-                    <a:xfrm>
-                      <a:off x="0" y="0"/>
-                      <a:ext cx="5715000" cy="2857500"/>
-                    </a:xfrm>
-                    <a:prstGeom prst="rect">
-                      <a:avLst/>
-                    </a:prstGeom>
-                  </pic:spPr>
-                </pic:pic>
-              </a:graphicData>
-            </a:graphic>
-          </wp:inline>
-        </w:drawing>
-      </w:r>
-    </w:p>
-    <w:p>
-      <w:pPr>
-        <w:spacing w:after="40" w:before="160"/>
-      </w:pPr>
-      <w:r>
-        <w:rPr>
-          <w:b/>
-          <w:bCs/>
-          <w:color w:val="2E5A9C"/>
-          <w:sz w:val="19"/>
-          <w:szCs w:val="19"/>
-        </w:rPr>
-        <w:t xml:space="preserve">▸ 11-step7-ready.jpg  </w:t>
-      </w:r>
-      <w:r>
-        <w:rPr>
-          <w:color w:val="333333"/>
-          <w:sz w:val="19"/>
-          <w:szCs w:val="19"/>
-        </w:rPr>
-        <w:t xml:space="preserve">Step 7 Ready to Complete。全設定摘要(Supervisor Name、Zone、Storage Policy、Mgmt Network IP .101–.105)。按 FINISH 才正式部署(30–60 分)。</w:t>
-      </w:r>
-    </w:p>
-    <w:p>
-      <w:pPr>
-        <w:pBdr>
-          <w:top w:val="single" w:color="CCCCCC" w:sz="4"/>
-          <w:bottom w:val="single" w:color="CCCCCC" w:sz="4"/>
-          <w:left w:val="single" w:color="CCCCCC" w:sz="4"/>
-          <w:right w:val="single" w:color="CCCCCC" w:sz="4"/>
-        </w:pBdr>
-        <w:spacing w:after="80"/>
-        <w:jc w:val="center"/>
-      </w:pPr>
-      <w:r>
-        <w:drawing>
-          <wp:inline distT="0" distB="0" distL="0" distR="0">
-            <wp:extent cx="5715000" cy="2857500"/>
-            <wp:effectExtent t="0" r="0" b="0" l="0"/>
-            <wp:docPr id="1" name="" descr="" title=""/>
-            <wp:cNvGraphicFramePr>
-              <a:graphicFrameLocks xmlns:a="http://schemas.openxmlformats.org/drawingml/2006/main" noChangeAspect="1"/>
-            </wp:cNvGraphicFramePr>
-            <a:graphic xmlns:a="http://schemas.openxmlformats.org/drawingml/2006/main">
-              <a:graphicData uri="http://schemas.openxmlformats.org/drawingml/2006/picture">
-                <pic:pic xmlns:pic="http://schemas.openxmlformats.org/drawingml/2006/picture">
-                  <pic:nvPicPr>
-                    <pic:cNvPr id="0" name="" descr=""/>
-                    <pic:cNvPicPr>
-                      <a:picLocks noChangeAspect="1" noChangeArrowheads="1"/>
-                    </pic:cNvPicPr>
-                  </pic:nvPicPr>
-                  <pic:blipFill>
-                    <a:blip r:embed="rId14" cstate="none"/>
-                    <a:srcRect/>
-                    <a:stretch>
-                      <a:fillRect/>
-                    </a:stretch>
-                  </pic:blipFill>
-                  <pic:spPr bwMode="auto">
-                    <a:xfrm>
-                      <a:off x="0" y="0"/>
-                      <a:ext cx="5715000" cy="2857500"/>
                     </a:xfrm>
                     <a:prstGeom prst="rect">
                       <a:avLst/>
@@ -662,30 +362,255 @@
         <w:spacing w:after="80" w:before="280"/>
       </w:pPr>
       <w:r>
-        <w:t xml:space="preserve">第 2 部分 — NSX 前置(IP Blocks + VPC Connectivity Profile)</w:t>
-      </w:r>
-    </w:p>
-    <w:p>
-      <w:pPr>
-        <w:spacing w:after="40" w:before="160"/>
-      </w:pPr>
-      <w:r>
-        <w:rPr>
-          <w:b/>
-          <w:bCs/>
-          <w:color w:val="2E5A9C"/>
-          <w:sz w:val="19"/>
-          <w:szCs w:val="19"/>
-        </w:rPr>
-        <w:t xml:space="preserve">▸ 40-nsx-ip-blocks.jpg  </w:t>
-      </w:r>
-      <w:r>
-        <w:rPr>
-          <w:color w:val="333333"/>
-          <w:sz w:val="19"/>
-          <w:szCs w:val="19"/>
-        </w:rPr>
-        <w:t xml:space="preserve">NSX → VPCs → IP Management → IP Address Blocks。3 個 block:vcf-m02-vks-ext-ipblock(EXTERNAL 192.168.114.128/26)、vcf-m02-vks-priv-tgw(PRIVATE 172.30.0.0/16)、系統 default kube-service(172.28.0.0/16),全部 Status=Success。</w:t>
+        <w:t xml:space="preserve">第 1 部分 — Activate Supervisor 精靈(Step 1–7)</w:t>
+      </w:r>
+    </w:p>
+    <w:p>
+      <w:pPr>
+        <w:spacing w:after="40" w:before="160"/>
+      </w:pPr>
+      <w:r>
+        <w:rPr>
+          <w:b/>
+          <w:bCs/>
+          <w:color w:val="2E5A9C"/>
+          <w:sz w:val="19"/>
+          <w:szCs w:val="19"/>
+        </w:rPr>
+        <w:t xml:space="preserve">▸ 01-step1-vcenter-network.jpg  </w:t>
+      </w:r>
+      <w:r>
+        <w:rPr>
+          <w:color w:val="333333"/>
+          <w:sz w:val="19"/>
+          <w:szCs w:val="19"/>
+        </w:rPr>
+        <w:t xml:space="preserve">Step 1 vCenter + networking stack。只有兩個選項:VCF Networking with VPC (recommended) / vSphere Distributed Switch (VDS)。9.1 沒有獨立 NSX(classic) 選項。</w:t>
+      </w:r>
+    </w:p>
+    <w:p>
+      <w:pPr>
+        <w:pBdr>
+          <w:top w:val="single" w:color="CCCCCC" w:sz="4"/>
+          <w:bottom w:val="single" w:color="CCCCCC" w:sz="4"/>
+          <w:left w:val="single" w:color="CCCCCC" w:sz="4"/>
+          <w:right w:val="single" w:color="CCCCCC" w:sz="4"/>
+        </w:pBdr>
+        <w:spacing w:after="80"/>
+        <w:jc w:val="center"/>
+      </w:pPr>
+      <w:r>
+        <w:drawing>
+          <wp:inline distT="0" distB="0" distL="0" distR="0">
+            <wp:extent cx="5715000" cy="3048000"/>
+            <wp:effectExtent t="0" r="0" b="0" l="0"/>
+            <wp:docPr id="1" name="" descr="" title=""/>
+            <wp:cNvGraphicFramePr>
+              <a:graphicFrameLocks xmlns:a="http://schemas.openxmlformats.org/drawingml/2006/main" noChangeAspect="1"/>
+            </wp:cNvGraphicFramePr>
+            <a:graphic xmlns:a="http://schemas.openxmlformats.org/drawingml/2006/main">
+              <a:graphicData uri="http://schemas.openxmlformats.org/drawingml/2006/picture">
+                <pic:pic xmlns:pic="http://schemas.openxmlformats.org/drawingml/2006/picture">
+                  <pic:nvPicPr>
+                    <pic:cNvPr id="0" name="" descr=""/>
+                    <pic:cNvPicPr>
+                      <a:picLocks noChangeAspect="1" noChangeArrowheads="1"/>
+                    </pic:cNvPicPr>
+                  </pic:nvPicPr>
+                  <pic:blipFill>
+                    <a:blip r:embed="rId11" cstate="none"/>
+                    <a:srcRect/>
+                    <a:stretch>
+                      <a:fillRect/>
+                    </a:stretch>
+                  </pic:blipFill>
+                  <pic:spPr bwMode="auto">
+                    <a:xfrm>
+                      <a:off x="0" y="0"/>
+                      <a:ext cx="5715000" cy="3048000"/>
+                    </a:xfrm>
+                    <a:prstGeom prst="rect">
+                      <a:avLst/>
+                    </a:prstGeom>
+                  </pic:spPr>
+                </pic:pic>
+              </a:graphicData>
+            </a:graphic>
+          </wp:inline>
+        </w:drawing>
+      </w:r>
+    </w:p>
+    <w:p>
+      <w:pPr>
+        <w:spacing w:after="40" w:before="160"/>
+      </w:pPr>
+      <w:r>
+        <w:rPr>
+          <w:b/>
+          <w:bCs/>
+          <w:color w:val="2E5A9C"/>
+          <w:sz w:val="19"/>
+          <w:szCs w:val="19"/>
+        </w:rPr>
+        <w:t xml:space="preserve">▸ 05-step2-cluster-compatible.jpg  </w:t>
+      </w:r>
+      <w:r>
+        <w:rPr>
+          <w:color w:val="333333"/>
+          <w:sz w:val="19"/>
+          <w:szCs w:val="19"/>
+        </w:rPr>
+        <w:t xml:space="preserve">Step 2 Supervisor location(CLUSTER DEPLOYMENT)。先點 datacenter 節點,COMPATIBLE tab 才列出 cluster → vcf-m02-cl01 COMPATIBLE(4 hosts / 137.04 GHz / 171.51 GB)。</w:t>
+      </w:r>
+    </w:p>
+    <w:p>
+      <w:pPr>
+        <w:pBdr>
+          <w:top w:val="single" w:color="CCCCCC" w:sz="4"/>
+          <w:bottom w:val="single" w:color="CCCCCC" w:sz="4"/>
+          <w:left w:val="single" w:color="CCCCCC" w:sz="4"/>
+          <w:right w:val="single" w:color="CCCCCC" w:sz="4"/>
+        </w:pBdr>
+        <w:spacing w:after="80"/>
+        <w:jc w:val="center"/>
+      </w:pPr>
+      <w:r>
+        <w:drawing>
+          <wp:inline distT="0" distB="0" distL="0" distR="0">
+            <wp:extent cx="5715000" cy="3048000"/>
+            <wp:effectExtent t="0" r="0" b="0" l="0"/>
+            <wp:docPr id="1" name="" descr="" title=""/>
+            <wp:cNvGraphicFramePr>
+              <a:graphicFrameLocks xmlns:a="http://schemas.openxmlformats.org/drawingml/2006/main" noChangeAspect="1"/>
+            </wp:cNvGraphicFramePr>
+            <a:graphic xmlns:a="http://schemas.openxmlformats.org/drawingml/2006/main">
+              <a:graphicData uri="http://schemas.openxmlformats.org/drawingml/2006/picture">
+                <pic:pic xmlns:pic="http://schemas.openxmlformats.org/drawingml/2006/picture">
+                  <pic:nvPicPr>
+                    <pic:cNvPr id="0" name="" descr=""/>
+                    <pic:cNvPicPr>
+                      <a:picLocks noChangeAspect="1" noChangeArrowheads="1"/>
+                    </pic:cNvPicPr>
+                  </pic:nvPicPr>
+                  <pic:blipFill>
+                    <a:blip r:embed="rId12" cstate="none"/>
+                    <a:srcRect/>
+                    <a:stretch>
+                      <a:fillRect/>
+                    </a:stretch>
+                  </pic:blipFill>
+                  <pic:spPr bwMode="auto">
+                    <a:xfrm>
+                      <a:off x="0" y="0"/>
+                      <a:ext cx="5715000" cy="3048000"/>
+                    </a:xfrm>
+                    <a:prstGeom prst="rect">
+                      <a:avLst/>
+                    </a:prstGeom>
+                  </pic:spPr>
+                </pic:pic>
+              </a:graphicData>
+            </a:graphic>
+          </wp:inline>
+        </w:drawing>
+      </w:r>
+    </w:p>
+    <w:p>
+      <w:pPr>
+        <w:spacing w:after="40" w:before="160"/>
+      </w:pPr>
+      <w:r>
+        <w:rPr>
+          <w:b/>
+          <w:bCs/>
+          <w:color w:val="2E5A9C"/>
+          <w:sz w:val="19"/>
+          <w:szCs w:val="19"/>
+        </w:rPr>
+        <w:t xml:space="preserve">▸ 07-step3-storage.jpg  </w:t>
+      </w:r>
+      <w:r>
+        <w:rPr>
+          <w:color w:val="333333"/>
+          <w:sz w:val="19"/>
+          <w:szCs w:val="19"/>
+        </w:rPr>
+        <w:t xml:space="preserve">Step 3 Storage。三個 policy(Control Plane / Ephemeral Disks / Image Cache),lab 全選 Management Storage Policy - Single Node(FTT=0)。</w:t>
+      </w:r>
+    </w:p>
+    <w:p>
+      <w:pPr>
+        <w:pBdr>
+          <w:top w:val="single" w:color="CCCCCC" w:sz="4"/>
+          <w:bottom w:val="single" w:color="CCCCCC" w:sz="4"/>
+          <w:left w:val="single" w:color="CCCCCC" w:sz="4"/>
+          <w:right w:val="single" w:color="CCCCCC" w:sz="4"/>
+        </w:pBdr>
+        <w:spacing w:after="80"/>
+        <w:jc w:val="center"/>
+      </w:pPr>
+      <w:r>
+        <w:drawing>
+          <wp:inline distT="0" distB="0" distL="0" distR="0">
+            <wp:extent cx="5715000" cy="3048000"/>
+            <wp:effectExtent t="0" r="0" b="0" l="0"/>
+            <wp:docPr id="1" name="" descr="" title=""/>
+            <wp:cNvGraphicFramePr>
+              <a:graphicFrameLocks xmlns:a="http://schemas.openxmlformats.org/drawingml/2006/main" noChangeAspect="1"/>
+            </wp:cNvGraphicFramePr>
+            <a:graphic xmlns:a="http://schemas.openxmlformats.org/drawingml/2006/main">
+              <a:graphicData uri="http://schemas.openxmlformats.org/drawingml/2006/picture">
+                <pic:pic xmlns:pic="http://schemas.openxmlformats.org/drawingml/2006/picture">
+                  <pic:nvPicPr>
+                    <pic:cNvPr id="0" name="" descr=""/>
+                    <pic:cNvPicPr>
+                      <a:picLocks noChangeAspect="1" noChangeArrowheads="1"/>
+                    </pic:cNvPicPr>
+                  </pic:nvPicPr>
+                  <pic:blipFill>
+                    <a:blip r:embed="rId13" cstate="none"/>
+                    <a:srcRect/>
+                    <a:stretch>
+                      <a:fillRect/>
+                    </a:stretch>
+                  </pic:blipFill>
+                  <pic:spPr bwMode="auto">
+                    <a:xfrm>
+                      <a:off x="0" y="0"/>
+                      <a:ext cx="5715000" cy="3048000"/>
+                    </a:xfrm>
+                    <a:prstGeom prst="rect">
+                      <a:avLst/>
+                    </a:prstGeom>
+                  </pic:spPr>
+                </pic:pic>
+              </a:graphicData>
+            </a:graphic>
+          </wp:inline>
+        </w:drawing>
+      </w:r>
+    </w:p>
+    <w:p>
+      <w:pPr>
+        <w:spacing w:after="40" w:before="160"/>
+      </w:pPr>
+      <w:r>
+        <w:rPr>
+          <w:b/>
+          <w:bCs/>
+          <w:color w:val="2E5A9C"/>
+          <w:sz w:val="19"/>
+          <w:szCs w:val="19"/>
+        </w:rPr>
+        <w:t xml:space="preserve">▸ 08-step4-mgmt-network.jpg  </w:t>
+      </w:r>
+      <w:r>
+        <w:rPr>
+          <w:color w:val="333333"/>
+          <w:sz w:val="19"/>
+          <w:szCs w:val="19"/>
+        </w:rPr>
+        <w:t xml:space="preserve">Step 4 Management Network。IP Mode=Static、起始 IP 192.168.114.101(連續 5 個 .101–.105)、GW .254、DNS/NTP .200、Domain rtolab.local。</w:t>
       </w:r>
     </w:p>
     <w:p>
@@ -718,6 +643,81 @@
                     </pic:cNvPicPr>
                   </pic:nvPicPr>
                   <pic:blipFill>
+                    <a:blip r:embed="rId14" cstate="none"/>
+                    <a:srcRect/>
+                    <a:stretch>
+                      <a:fillRect/>
+                    </a:stretch>
+                  </pic:blipFill>
+                  <pic:spPr bwMode="auto">
+                    <a:xfrm>
+                      <a:off x="0" y="0"/>
+                      <a:ext cx="5715000" cy="2857500"/>
+                    </a:xfrm>
+                    <a:prstGeom prst="rect">
+                      <a:avLst/>
+                    </a:prstGeom>
+                  </pic:spPr>
+                </pic:pic>
+              </a:graphicData>
+            </a:graphic>
+          </wp:inline>
+        </w:drawing>
+      </w:r>
+    </w:p>
+    <w:p>
+      <w:pPr>
+        <w:spacing w:after="40" w:before="160"/>
+      </w:pPr>
+      <w:r>
+        <w:rPr>
+          <w:b/>
+          <w:bCs/>
+          <w:color w:val="2E5A9C"/>
+          <w:sz w:val="19"/>
+          <w:szCs w:val="19"/>
+        </w:rPr>
+        <w:t xml:space="preserve">▸ 09-step5-workload-network.jpg  </w:t>
+      </w:r>
+      <w:r>
+        <w:rPr>
+          <w:color w:val="333333"/>
+          <w:sz w:val="19"/>
+          <w:szCs w:val="19"/>
+        </w:rPr>
+        <w:t xml:space="preserve">Step 5 Workload Network(VPC 模式關鍵步)。NSX Project=Default、VPC Connectivity Profile=vcf-m02-vks-vpc-profile、External IP Block 192.168.114.128/26、Private TGW 172.30.0.0/16、Service CIDR 172.29.0.0/16。</w:t>
+      </w:r>
+    </w:p>
+    <w:p>
+      <w:pPr>
+        <w:pBdr>
+          <w:top w:val="single" w:color="CCCCCC" w:sz="4"/>
+          <w:bottom w:val="single" w:color="CCCCCC" w:sz="4"/>
+          <w:left w:val="single" w:color="CCCCCC" w:sz="4"/>
+          <w:right w:val="single" w:color="CCCCCC" w:sz="4"/>
+        </w:pBdr>
+        <w:spacing w:after="80"/>
+        <w:jc w:val="center"/>
+      </w:pPr>
+      <w:r>
+        <w:drawing>
+          <wp:inline distT="0" distB="0" distL="0" distR="0">
+            <wp:extent cx="5715000" cy="2857500"/>
+            <wp:effectExtent t="0" r="0" b="0" l="0"/>
+            <wp:docPr id="1" name="" descr="" title=""/>
+            <wp:cNvGraphicFramePr>
+              <a:graphicFrameLocks xmlns:a="http://schemas.openxmlformats.org/drawingml/2006/main" noChangeAspect="1"/>
+            </wp:cNvGraphicFramePr>
+            <a:graphic xmlns:a="http://schemas.openxmlformats.org/drawingml/2006/main">
+              <a:graphicData uri="http://schemas.openxmlformats.org/drawingml/2006/picture">
+                <pic:pic xmlns:pic="http://schemas.openxmlformats.org/drawingml/2006/picture">
+                  <pic:nvPicPr>
+                    <pic:cNvPr id="0" name="" descr=""/>
+                    <pic:cNvPicPr>
+                      <a:picLocks noChangeAspect="1" noChangeArrowheads="1"/>
+                    </pic:cNvPicPr>
+                  </pic:nvPicPr>
+                  <pic:blipFill>
                     <a:blip r:embed="rId15" cstate="none"/>
                     <a:srcRect/>
                     <a:stretch>
@@ -752,32 +752,32 @@
           <w:sz w:val="19"/>
           <w:szCs w:val="19"/>
         </w:rPr>
-        <w:t xml:space="preserve">▸ 41-nsx-vpc-profiles.jpg  </w:t>
-      </w:r>
-      <w:r>
-        <w:rPr>
-          <w:color w:val="333333"/>
-          <w:sz w:val="19"/>
-          <w:szCs w:val="19"/>
-        </w:rPr>
-        <w:t xml:space="preserve">NSX → VPCs → Profiles → VPC Connectivity Profile。vcf-m02-vks-vpc-profile:Transit Gateway=Default Transit Gateway(DTGW)、External IP Blocks + Private TGW IP Blocks;Status=Success。</w:t>
-      </w:r>
-    </w:p>
-    <w:p>
-      <w:pPr>
-        <w:pBdr>
-          <w:top w:val="single" w:color="CCCCCC" w:sz="4"/>
-          <w:bottom w:val="single" w:color="CCCCCC" w:sz="4"/>
-          <w:left w:val="single" w:color="CCCCCC" w:sz="4"/>
-          <w:right w:val="single" w:color="CCCCCC" w:sz="4"/>
-        </w:pBdr>
-        <w:spacing w:after="80"/>
-        <w:jc w:val="center"/>
-      </w:pPr>
-      <w:r>
-        <w:drawing>
-          <wp:inline distT="0" distB="0" distL="0" distR="0">
-            <wp:extent cx="5715000" cy="3048000"/>
+        <w:t xml:space="preserve">▸ 10-step6-advanced.jpg  </w:t>
+      </w:r>
+      <w:r>
+        <w:rPr>
+          <w:color w:val="333333"/>
+          <w:sz w:val="19"/>
+          <w:szCs w:val="19"/>
+        </w:rPr>
+        <w:t xml:space="preserve">Step 6 Advanced Settings。Supervisor Control Plane Size=Small(CPU 4 / Mem 16GB / Storage 48GB)、API Server DNS Name 選填。</w:t>
+      </w:r>
+    </w:p>
+    <w:p>
+      <w:pPr>
+        <w:pBdr>
+          <w:top w:val="single" w:color="CCCCCC" w:sz="4"/>
+          <w:bottom w:val="single" w:color="CCCCCC" w:sz="4"/>
+          <w:left w:val="single" w:color="CCCCCC" w:sz="4"/>
+          <w:right w:val="single" w:color="CCCCCC" w:sz="4"/>
+        </w:pBdr>
+        <w:spacing w:after="80"/>
+        <w:jc w:val="center"/>
+      </w:pPr>
+      <w:r>
+        <w:drawing>
+          <wp:inline distT="0" distB="0" distL="0" distR="0">
+            <wp:extent cx="5715000" cy="2857500"/>
             <wp:effectExtent t="0" r="0" b="0" l="0"/>
             <wp:docPr id="1" name="" descr="" title=""/>
             <wp:cNvGraphicFramePr>
@@ -802,7 +802,82 @@
                   <pic:spPr bwMode="auto">
                     <a:xfrm>
                       <a:off x="0" y="0"/>
-                      <a:ext cx="5715000" cy="3048000"/>
+                      <a:ext cx="5715000" cy="2857500"/>
+                    </a:xfrm>
+                    <a:prstGeom prst="rect">
+                      <a:avLst/>
+                    </a:prstGeom>
+                  </pic:spPr>
+                </pic:pic>
+              </a:graphicData>
+            </a:graphic>
+          </wp:inline>
+        </w:drawing>
+      </w:r>
+    </w:p>
+    <w:p>
+      <w:pPr>
+        <w:spacing w:after="40" w:before="160"/>
+      </w:pPr>
+      <w:r>
+        <w:rPr>
+          <w:b/>
+          <w:bCs/>
+          <w:color w:val="2E5A9C"/>
+          <w:sz w:val="19"/>
+          <w:szCs w:val="19"/>
+        </w:rPr>
+        <w:t xml:space="preserve">▸ 11-step7-ready.jpg  </w:t>
+      </w:r>
+      <w:r>
+        <w:rPr>
+          <w:color w:val="333333"/>
+          <w:sz w:val="19"/>
+          <w:szCs w:val="19"/>
+        </w:rPr>
+        <w:t xml:space="preserve">Step 7 Ready to Complete。全設定摘要(Supervisor Name、Zone、Storage Policy、Mgmt Network IP .101–.105)。按 FINISH 才正式部署(30–60 分)。</w:t>
+      </w:r>
+    </w:p>
+    <w:p>
+      <w:pPr>
+        <w:pBdr>
+          <w:top w:val="single" w:color="CCCCCC" w:sz="4"/>
+          <w:bottom w:val="single" w:color="CCCCCC" w:sz="4"/>
+          <w:left w:val="single" w:color="CCCCCC" w:sz="4"/>
+          <w:right w:val="single" w:color="CCCCCC" w:sz="4"/>
+        </w:pBdr>
+        <w:spacing w:after="80"/>
+        <w:jc w:val="center"/>
+      </w:pPr>
+      <w:r>
+        <w:drawing>
+          <wp:inline distT="0" distB="0" distL="0" distR="0">
+            <wp:extent cx="5715000" cy="2857500"/>
+            <wp:effectExtent t="0" r="0" b="0" l="0"/>
+            <wp:docPr id="1" name="" descr="" title=""/>
+            <wp:cNvGraphicFramePr>
+              <a:graphicFrameLocks xmlns:a="http://schemas.openxmlformats.org/drawingml/2006/main" noChangeAspect="1"/>
+            </wp:cNvGraphicFramePr>
+            <a:graphic xmlns:a="http://schemas.openxmlformats.org/drawingml/2006/main">
+              <a:graphicData uri="http://schemas.openxmlformats.org/drawingml/2006/picture">
+                <pic:pic xmlns:pic="http://schemas.openxmlformats.org/drawingml/2006/picture">
+                  <pic:nvPicPr>
+                    <pic:cNvPr id="0" name="" descr=""/>
+                    <pic:cNvPicPr>
+                      <a:picLocks noChangeAspect="1" noChangeArrowheads="1"/>
+                    </pic:cNvPicPr>
+                  </pic:nvPicPr>
+                  <pic:blipFill>
+                    <a:blip r:embed="rId17" cstate="none"/>
+                    <a:srcRect/>
+                    <a:stretch>
+                      <a:fillRect/>
+                    </a:stretch>
+                  </pic:blipFill>
+                  <pic:spPr bwMode="auto">
+                    <a:xfrm>
+                      <a:off x="0" y="0"/>
+                      <a:ext cx="5715000" cy="2857500"/>
                     </a:xfrm>
                     <a:prstGeom prst="rect">
                       <a:avLst/>
@@ -821,30 +896,30 @@
         <w:spacing w:after="80" w:before="280"/>
       </w:pPr>
       <w:r>
-        <w:t xml:space="preserve">第 3 部分 — VNA(VPC Network Appliance)叢集部署</w:t>
-      </w:r>
-    </w:p>
-    <w:p>
-      <w:pPr>
-        <w:spacing w:after="40" w:before="160"/>
-      </w:pPr>
-      <w:r>
-        <w:rPr>
-          <w:b/>
-          <w:bCs/>
-          <w:color w:val="2E5A9C"/>
-          <w:sz w:val="19"/>
-          <w:szCs w:val="19"/>
-        </w:rPr>
-        <w:t xml:space="preserve">▸ 20-vna-add-cluster.jpg  </w:t>
-      </w:r>
-      <w:r>
-        <w:rPr>
-          <w:color w:val="333333"/>
-          <w:sz w:val="19"/>
-          <w:szCs w:val="19"/>
-        </w:rPr>
-        <w:t xml:space="preserve">VNA — Add Cluster。</w:t>
+        <w:t xml:space="preserve">第 2 部分 — NSX 前置(IP Blocks + VPC Connectivity Profile)</w:t>
+      </w:r>
+    </w:p>
+    <w:p>
+      <w:pPr>
+        <w:spacing w:after="40" w:before="160"/>
+      </w:pPr>
+      <w:r>
+        <w:rPr>
+          <w:b/>
+          <w:bCs/>
+          <w:color w:val="2E5A9C"/>
+          <w:sz w:val="19"/>
+          <w:szCs w:val="19"/>
+        </w:rPr>
+        <w:t xml:space="preserve">▸ 40-nsx-ip-blocks.jpg  </w:t>
+      </w:r>
+      <w:r>
+        <w:rPr>
+          <w:color w:val="333333"/>
+          <w:sz w:val="19"/>
+          <w:szCs w:val="19"/>
+        </w:rPr>
+        <w:t xml:space="preserve">NSX → VPCs → IP Management → IP Address Blocks。3 個 block:vcf-m02-vks-ext-ipblock(EXTERNAL 192.168.114.128/26)、vcf-m02-vks-priv-tgw(PRIVATE 172.30.0.0/16)、系統 default kube-service(172.28.0.0/16),全部 Status=Success。</w:t>
       </w:r>
     </w:p>
     <w:p>
@@ -877,7 +952,7 @@
                     </pic:cNvPicPr>
                   </pic:nvPicPr>
                   <pic:blipFill>
-                    <a:blip r:embed="rId17" cstate="none"/>
+                    <a:blip r:embed="rId18" cstate="none"/>
                     <a:srcRect/>
                     <a:stretch>
                       <a:fillRect/>
@@ -911,107 +986,32 @@
           <w:sz w:val="19"/>
           <w:szCs w:val="19"/>
         </w:rPr>
-        <w:t xml:space="preserve">▸ 21-vna-form-factor.jpg  </w:t>
-      </w:r>
-      <w:r>
-        <w:rPr>
-          <w:color w:val="333333"/>
-          <w:sz w:val="19"/>
-          <w:szCs w:val="19"/>
-        </w:rPr>
-        <w:t xml:space="preserve">VNA — 選 form factor。</w:t>
-      </w:r>
-    </w:p>
-    <w:p>
-      <w:pPr>
-        <w:pBdr>
-          <w:top w:val="single" w:color="CCCCCC" w:sz="4"/>
-          <w:bottom w:val="single" w:color="CCCCCC" w:sz="4"/>
-          <w:left w:val="single" w:color="CCCCCC" w:sz="4"/>
-          <w:right w:val="single" w:color="CCCCCC" w:sz="4"/>
-        </w:pBdr>
-        <w:spacing w:after="80"/>
-        <w:jc w:val="center"/>
-      </w:pPr>
-      <w:r>
-        <w:drawing>
-          <wp:inline distT="0" distB="0" distL="0" distR="0">
-            <wp:extent cx="5715000" cy="2857500"/>
-            <wp:effectExtent t="0" r="0" b="0" l="0"/>
-            <wp:docPr id="1" name="" descr="" title=""/>
-            <wp:cNvGraphicFramePr>
-              <a:graphicFrameLocks xmlns:a="http://schemas.openxmlformats.org/drawingml/2006/main" noChangeAspect="1"/>
-            </wp:cNvGraphicFramePr>
-            <a:graphic xmlns:a="http://schemas.openxmlformats.org/drawingml/2006/main">
-              <a:graphicData uri="http://schemas.openxmlformats.org/drawingml/2006/picture">
-                <pic:pic xmlns:pic="http://schemas.openxmlformats.org/drawingml/2006/picture">
-                  <pic:nvPicPr>
-                    <pic:cNvPr id="0" name="" descr=""/>
-                    <pic:cNvPicPr>
-                      <a:picLocks noChangeAspect="1" noChangeArrowheads="1"/>
-                    </pic:cNvPicPr>
-                  </pic:nvPicPr>
-                  <pic:blipFill>
-                    <a:blip r:embed="rId18" cstate="none"/>
-                    <a:srcRect/>
-                    <a:stretch>
-                      <a:fillRect/>
-                    </a:stretch>
-                  </pic:blipFill>
-                  <pic:spPr bwMode="auto">
-                    <a:xfrm>
-                      <a:off x="0" y="0"/>
-                      <a:ext cx="5715000" cy="2857500"/>
-                    </a:xfrm>
-                    <a:prstGeom prst="rect">
-                      <a:avLst/>
-                    </a:prstGeom>
-                  </pic:spPr>
-                </pic:pic>
-              </a:graphicData>
-            </a:graphic>
-          </wp:inline>
-        </w:drawing>
-      </w:r>
-    </w:p>
-    <w:p>
-      <w:pPr>
-        <w:spacing w:after="40" w:before="160"/>
-      </w:pPr>
-      <w:r>
-        <w:rPr>
-          <w:b/>
-          <w:bCs/>
-          <w:color w:val="2E5A9C"/>
-          <w:sz w:val="19"/>
-          <w:szCs w:val="19"/>
-        </w:rPr>
-        <w:t xml:space="preserve">▸ 22-vna-add-node.jpg  </w:t>
-      </w:r>
-      <w:r>
-        <w:rPr>
-          <w:color w:val="333333"/>
-          <w:sz w:val="19"/>
-          <w:szCs w:val="19"/>
-        </w:rPr>
-        <w:t xml:space="preserve">VNA — Add Node。</w:t>
-      </w:r>
-    </w:p>
-    <w:p>
-      <w:pPr>
-        <w:pBdr>
-          <w:top w:val="single" w:color="CCCCCC" w:sz="4"/>
-          <w:bottom w:val="single" w:color="CCCCCC" w:sz="4"/>
-          <w:left w:val="single" w:color="CCCCCC" w:sz="4"/>
-          <w:right w:val="single" w:color="CCCCCC" w:sz="4"/>
-        </w:pBdr>
-        <w:spacing w:after="80"/>
-        <w:jc w:val="center"/>
-      </w:pPr>
-      <w:r>
-        <w:drawing>
-          <wp:inline distT="0" distB="0" distL="0" distR="0">
-            <wp:extent cx="5715000" cy="2857500"/>
+        <w:t xml:space="preserve">▸ 41-nsx-vpc-profiles.jpg  </w:t>
+      </w:r>
+      <w:r>
+        <w:rPr>
+          <w:color w:val="333333"/>
+          <w:sz w:val="19"/>
+          <w:szCs w:val="19"/>
+        </w:rPr>
+        <w:t xml:space="preserve">NSX → VPCs → Profiles → VPC Connectivity Profile。vcf-m02-vks-vpc-profile:Transit Gateway=Default Transit Gateway(DTGW)、External IP Blocks + Private TGW IP Blocks;Status=Success。</w:t>
+      </w:r>
+    </w:p>
+    <w:p>
+      <w:pPr>
+        <w:pBdr>
+          <w:top w:val="single" w:color="CCCCCC" w:sz="4"/>
+          <w:bottom w:val="single" w:color="CCCCCC" w:sz="4"/>
+          <w:left w:val="single" w:color="CCCCCC" w:sz="4"/>
+          <w:right w:val="single" w:color="CCCCCC" w:sz="4"/>
+        </w:pBdr>
+        <w:spacing w:after="80"/>
+        <w:jc w:val="center"/>
+      </w:pPr>
+      <w:r>
+        <w:drawing>
+          <wp:inline distT="0" distB="0" distL="0" distR="0">
+            <wp:extent cx="5715000" cy="3048000"/>
             <wp:effectExtent t="0" r="0" b="0" l="0"/>
             <wp:docPr id="1" name="" descr="" title=""/>
             <wp:cNvGraphicFramePr>
@@ -1036,457 +1036,7 @@
                   <pic:spPr bwMode="auto">
                     <a:xfrm>
                       <a:off x="0" y="0"/>
-                      <a:ext cx="5715000" cy="2857500"/>
-                    </a:xfrm>
-                    <a:prstGeom prst="rect">
-                      <a:avLst/>
-                    </a:prstGeom>
-                  </pic:spPr>
-                </pic:pic>
-              </a:graphicData>
-            </a:graphic>
-          </wp:inline>
-        </w:drawing>
-      </w:r>
-    </w:p>
-    <w:p>
-      <w:pPr>
-        <w:spacing w:after="40" w:before="160"/>
-      </w:pPr>
-      <w:r>
-        <w:rPr>
-          <w:b/>
-          <w:bCs/>
-          <w:color w:val="2E5A9C"/>
-          <w:sz w:val="19"/>
-          <w:szCs w:val="19"/>
-        </w:rPr>
-        <w:t xml:space="preserve">▸ 23-vna-node-cluster-datastore.jpg  </w:t>
-      </w:r>
-      <w:r>
-        <w:rPr>
-          <w:color w:val="333333"/>
-          <w:sz w:val="19"/>
-          <w:szCs w:val="19"/>
-        </w:rPr>
-        <w:t xml:space="preserve">VNA — 指定 node 的 cluster / datastore。</w:t>
-      </w:r>
-    </w:p>
-    <w:p>
-      <w:pPr>
-        <w:pBdr>
-          <w:top w:val="single" w:color="CCCCCC" w:sz="4"/>
-          <w:bottom w:val="single" w:color="CCCCCC" w:sz="4"/>
-          <w:left w:val="single" w:color="CCCCCC" w:sz="4"/>
-          <w:right w:val="single" w:color="CCCCCC" w:sz="4"/>
-        </w:pBdr>
-        <w:spacing w:after="80"/>
-        <w:jc w:val="center"/>
-      </w:pPr>
-      <w:r>
-        <w:drawing>
-          <wp:inline distT="0" distB="0" distL="0" distR="0">
-            <wp:extent cx="5715000" cy="2857500"/>
-            <wp:effectExtent t="0" r="0" b="0" l="0"/>
-            <wp:docPr id="1" name="" descr="" title=""/>
-            <wp:cNvGraphicFramePr>
-              <a:graphicFrameLocks xmlns:a="http://schemas.openxmlformats.org/drawingml/2006/main" noChangeAspect="1"/>
-            </wp:cNvGraphicFramePr>
-            <a:graphic xmlns:a="http://schemas.openxmlformats.org/drawingml/2006/main">
-              <a:graphicData uri="http://schemas.openxmlformats.org/drawingml/2006/picture">
-                <pic:pic xmlns:pic="http://schemas.openxmlformats.org/drawingml/2006/picture">
-                  <pic:nvPicPr>
-                    <pic:cNvPr id="0" name="" descr=""/>
-                    <pic:cNvPicPr>
-                      <a:picLocks noChangeAspect="1" noChangeArrowheads="1"/>
-                    </pic:cNvPicPr>
-                  </pic:nvPicPr>
-                  <pic:blipFill>
-                    <a:blip r:embed="rId20" cstate="none"/>
-                    <a:srcRect/>
-                    <a:stretch>
-                      <a:fillRect/>
-                    </a:stretch>
-                  </pic:blipFill>
-                  <pic:spPr bwMode="auto">
-                    <a:xfrm>
-                      <a:off x="0" y="0"/>
-                      <a:ext cx="5715000" cy="2857500"/>
-                    </a:xfrm>
-                    <a:prstGeom prst="rect">
-                      <a:avLst/>
-                    </a:prstGeom>
-                  </pic:spPr>
-                </pic:pic>
-              </a:graphicData>
-            </a:graphic>
-          </wp:inline>
-        </w:drawing>
-      </w:r>
-    </w:p>
-    <w:p>
-      <w:pPr>
-        <w:spacing w:after="40" w:before="160"/>
-      </w:pPr>
-      <w:r>
-        <w:rPr>
-          <w:b/>
-          <w:bCs/>
-          <w:color w:val="2E5A9C"/>
-          <w:sz w:val="19"/>
-          <w:szCs w:val="19"/>
-        </w:rPr>
-        <w:t xml:space="preserve">▸ 24-vna-static-ip.jpg  </w:t>
-      </w:r>
-      <w:r>
-        <w:rPr>
-          <w:color w:val="333333"/>
-          <w:sz w:val="19"/>
-          <w:szCs w:val="19"/>
-        </w:rPr>
-        <w:t xml:space="preserve">VNA — Static IP 設定。</w:t>
-      </w:r>
-    </w:p>
-    <w:p>
-      <w:pPr>
-        <w:pBdr>
-          <w:top w:val="single" w:color="CCCCCC" w:sz="4"/>
-          <w:bottom w:val="single" w:color="CCCCCC" w:sz="4"/>
-          <w:left w:val="single" w:color="CCCCCC" w:sz="4"/>
-          <w:right w:val="single" w:color="CCCCCC" w:sz="4"/>
-        </w:pBdr>
-        <w:spacing w:after="80"/>
-        <w:jc w:val="center"/>
-      </w:pPr>
-      <w:r>
-        <w:drawing>
-          <wp:inline distT="0" distB="0" distL="0" distR="0">
-            <wp:extent cx="5715000" cy="2857500"/>
-            <wp:effectExtent t="0" r="0" b="0" l="0"/>
-            <wp:docPr id="1" name="" descr="" title=""/>
-            <wp:cNvGraphicFramePr>
-              <a:graphicFrameLocks xmlns:a="http://schemas.openxmlformats.org/drawingml/2006/main" noChangeAspect="1"/>
-            </wp:cNvGraphicFramePr>
-            <a:graphic xmlns:a="http://schemas.openxmlformats.org/drawingml/2006/main">
-              <a:graphicData uri="http://schemas.openxmlformats.org/drawingml/2006/picture">
-                <pic:pic xmlns:pic="http://schemas.openxmlformats.org/drawingml/2006/picture">
-                  <pic:nvPicPr>
-                    <pic:cNvPr id="0" name="" descr=""/>
-                    <pic:cNvPicPr>
-                      <a:picLocks noChangeAspect="1" noChangeArrowheads="1"/>
-                    </pic:cNvPicPr>
-                  </pic:nvPicPr>
-                  <pic:blipFill>
-                    <a:blip r:embed="rId21" cstate="none"/>
-                    <a:srcRect/>
-                    <a:stretch>
-                      <a:fillRect/>
-                    </a:stretch>
-                  </pic:blipFill>
-                  <pic:spPr bwMode="auto">
-                    <a:xfrm>
-                      <a:off x="0" y="0"/>
-                      <a:ext cx="5715000" cy="2857500"/>
-                    </a:xfrm>
-                    <a:prstGeom prst="rect">
-                      <a:avLst/>
-                    </a:prstGeom>
-                  </pic:spPr>
-                </pic:pic>
-              </a:graphicData>
-            </a:graphic>
-          </wp:inline>
-        </w:drawing>
-      </w:r>
-    </w:p>
-    <w:p>
-      <w:pPr>
-        <w:spacing w:after="40" w:before="160"/>
-      </w:pPr>
-      <w:r>
-        <w:rPr>
-          <w:b/>
-          <w:bCs/>
-          <w:color w:val="2E5A9C"/>
-          <w:sz w:val="19"/>
-          <w:szCs w:val="19"/>
-        </w:rPr>
-        <w:t xml:space="preserve">▸ 25-vna-ip-gw-filled.jpg  </w:t>
-      </w:r>
-      <w:r>
-        <w:rPr>
-          <w:color w:val="333333"/>
-          <w:sz w:val="19"/>
-          <w:szCs w:val="19"/>
-        </w:rPr>
-        <w:t xml:space="preserve">VNA — IP / Gateway 填完。</w:t>
-      </w:r>
-    </w:p>
-    <w:p>
-      <w:pPr>
-        <w:pBdr>
-          <w:top w:val="single" w:color="CCCCCC" w:sz="4"/>
-          <w:bottom w:val="single" w:color="CCCCCC" w:sz="4"/>
-          <w:left w:val="single" w:color="CCCCCC" w:sz="4"/>
-          <w:right w:val="single" w:color="CCCCCC" w:sz="4"/>
-        </w:pBdr>
-        <w:spacing w:after="80"/>
-        <w:jc w:val="center"/>
-      </w:pPr>
-      <w:r>
-        <w:drawing>
-          <wp:inline distT="0" distB="0" distL="0" distR="0">
-            <wp:extent cx="5715000" cy="2857500"/>
-            <wp:effectExtent t="0" r="0" b="0" l="0"/>
-            <wp:docPr id="1" name="" descr="" title=""/>
-            <wp:cNvGraphicFramePr>
-              <a:graphicFrameLocks xmlns:a="http://schemas.openxmlformats.org/drawingml/2006/main" noChangeAspect="1"/>
-            </wp:cNvGraphicFramePr>
-            <a:graphic xmlns:a="http://schemas.openxmlformats.org/drawingml/2006/main">
-              <a:graphicData uri="http://schemas.openxmlformats.org/drawingml/2006/picture">
-                <pic:pic xmlns:pic="http://schemas.openxmlformats.org/drawingml/2006/picture">
-                  <pic:nvPicPr>
-                    <pic:cNvPr id="0" name="" descr=""/>
-                    <pic:cNvPicPr>
-                      <a:picLocks noChangeAspect="1" noChangeArrowheads="1"/>
-                    </pic:cNvPicPr>
-                  </pic:nvPicPr>
-                  <pic:blipFill>
-                    <a:blip r:embed="rId22" cstate="none"/>
-                    <a:srcRect/>
-                    <a:stretch>
-                      <a:fillRect/>
-                    </a:stretch>
-                  </pic:blipFill>
-                  <pic:spPr bwMode="auto">
-                    <a:xfrm>
-                      <a:off x="0" y="0"/>
-                      <a:ext cx="5715000" cy="2857500"/>
-                    </a:xfrm>
-                    <a:prstGeom prst="rect">
-                      <a:avLst/>
-                    </a:prstGeom>
-                  </pic:spPr>
-                </pic:pic>
-              </a:graphicData>
-            </a:graphic>
-          </wp:inline>
-        </w:drawing>
-      </w:r>
-    </w:p>
-    <w:p>
-      <w:pPr>
-        <w:spacing w:after="40" w:before="160"/>
-      </w:pPr>
-      <w:r>
-        <w:rPr>
-          <w:b/>
-          <w:bCs/>
-          <w:color w:val="2E5A9C"/>
-          <w:sz w:val="19"/>
-          <w:szCs w:val="19"/>
-        </w:rPr>
-        <w:t xml:space="preserve">▸ 26-vna-node-added.jpg  </w:t>
-      </w:r>
-      <w:r>
-        <w:rPr>
-          <w:color w:val="333333"/>
-          <w:sz w:val="19"/>
-          <w:szCs w:val="19"/>
-        </w:rPr>
-        <w:t xml:space="preserve">VNA — node 已加入。</w:t>
-      </w:r>
-    </w:p>
-    <w:p>
-      <w:pPr>
-        <w:pBdr>
-          <w:top w:val="single" w:color="CCCCCC" w:sz="4"/>
-          <w:bottom w:val="single" w:color="CCCCCC" w:sz="4"/>
-          <w:left w:val="single" w:color="CCCCCC" w:sz="4"/>
-          <w:right w:val="single" w:color="CCCCCC" w:sz="4"/>
-        </w:pBdr>
-        <w:spacing w:after="80"/>
-        <w:jc w:val="center"/>
-      </w:pPr>
-      <w:r>
-        <w:drawing>
-          <wp:inline distT="0" distB="0" distL="0" distR="0">
-            <wp:extent cx="5715000" cy="2857500"/>
-            <wp:effectExtent t="0" r="0" b="0" l="0"/>
-            <wp:docPr id="1" name="" descr="" title=""/>
-            <wp:cNvGraphicFramePr>
-              <a:graphicFrameLocks xmlns:a="http://schemas.openxmlformats.org/drawingml/2006/main" noChangeAspect="1"/>
-            </wp:cNvGraphicFramePr>
-            <a:graphic xmlns:a="http://schemas.openxmlformats.org/drawingml/2006/main">
-              <a:graphicData uri="http://schemas.openxmlformats.org/drawingml/2006/picture">
-                <pic:pic xmlns:pic="http://schemas.openxmlformats.org/drawingml/2006/picture">
-                  <pic:nvPicPr>
-                    <pic:cNvPr id="0" name="" descr=""/>
-                    <pic:cNvPicPr>
-                      <a:picLocks noChangeAspect="1" noChangeArrowheads="1"/>
-                    </pic:cNvPicPr>
-                  </pic:nvPicPr>
-                  <pic:blipFill>
-                    <a:blip r:embed="rId23" cstate="none"/>
-                    <a:srcRect/>
-                    <a:stretch>
-                      <a:fillRect/>
-                    </a:stretch>
-                  </pic:blipFill>
-                  <pic:spPr bwMode="auto">
-                    <a:xfrm>
-                      <a:off x="0" y="0"/>
-                      <a:ext cx="5715000" cy="2857500"/>
-                    </a:xfrm>
-                    <a:prstGeom prst="rect">
-                      <a:avLst/>
-                    </a:prstGeom>
-                  </pic:spPr>
-                </pic:pic>
-              </a:graphicData>
-            </a:graphic>
-          </wp:inline>
-        </w:drawing>
-      </w:r>
-    </w:p>
-    <w:p>
-      <w:pPr>
-        <w:spacing w:after="40" w:before="160"/>
-      </w:pPr>
-      <w:r>
-        <w:rPr>
-          <w:b/>
-          <w:bCs/>
-          <w:color w:val="2E5A9C"/>
-          <w:sz w:val="19"/>
-          <w:szCs w:val="19"/>
-        </w:rPr>
-        <w:t xml:space="preserve">▸ 27-vna-in-progress.jpg  </w:t>
-      </w:r>
-      <w:r>
-        <w:rPr>
-          <w:color w:val="333333"/>
-          <w:sz w:val="19"/>
-          <w:szCs w:val="19"/>
-        </w:rPr>
-        <w:t xml:space="preserve">VNA — 部署進行中。</w:t>
-      </w:r>
-    </w:p>
-    <w:p>
-      <w:pPr>
-        <w:pBdr>
-          <w:top w:val="single" w:color="CCCCCC" w:sz="4"/>
-          <w:bottom w:val="single" w:color="CCCCCC" w:sz="4"/>
-          <w:left w:val="single" w:color="CCCCCC" w:sz="4"/>
-          <w:right w:val="single" w:color="CCCCCC" w:sz="4"/>
-        </w:pBdr>
-        <w:spacing w:after="80"/>
-        <w:jc w:val="center"/>
-      </w:pPr>
-      <w:r>
-        <w:drawing>
-          <wp:inline distT="0" distB="0" distL="0" distR="0">
-            <wp:extent cx="5715000" cy="2857500"/>
-            <wp:effectExtent t="0" r="0" b="0" l="0"/>
-            <wp:docPr id="1" name="" descr="" title=""/>
-            <wp:cNvGraphicFramePr>
-              <a:graphicFrameLocks xmlns:a="http://schemas.openxmlformats.org/drawingml/2006/main" noChangeAspect="1"/>
-            </wp:cNvGraphicFramePr>
-            <a:graphic xmlns:a="http://schemas.openxmlformats.org/drawingml/2006/main">
-              <a:graphicData uri="http://schemas.openxmlformats.org/drawingml/2006/picture">
-                <pic:pic xmlns:pic="http://schemas.openxmlformats.org/drawingml/2006/picture">
-                  <pic:nvPicPr>
-                    <pic:cNvPr id="0" name="" descr=""/>
-                    <pic:cNvPicPr>
-                      <a:picLocks noChangeAspect="1" noChangeArrowheads="1"/>
-                    </pic:cNvPicPr>
-                  </pic:nvPicPr>
-                  <pic:blipFill>
-                    <a:blip r:embed="rId24" cstate="none"/>
-                    <a:srcRect/>
-                    <a:stretch>
-                      <a:fillRect/>
-                    </a:stretch>
-                  </pic:blipFill>
-                  <pic:spPr bwMode="auto">
-                    <a:xfrm>
-                      <a:off x="0" y="0"/>
-                      <a:ext cx="5715000" cy="2857500"/>
-                    </a:xfrm>
-                    <a:prstGeom prst="rect">
-                      <a:avLst/>
-                    </a:prstGeom>
-                  </pic:spPr>
-                </pic:pic>
-              </a:graphicData>
-            </a:graphic>
-          </wp:inline>
-        </w:drawing>
-      </w:r>
-    </w:p>
-    <w:p>
-      <w:pPr>
-        <w:spacing w:after="40" w:before="160"/>
-      </w:pPr>
-      <w:r>
-        <w:rPr>
-          <w:b/>
-          <w:bCs/>
-          <w:color w:val="2E5A9C"/>
-          <w:sz w:val="19"/>
-          <w:szCs w:val="19"/>
-        </w:rPr>
-        <w:t xml:space="preserve">▸ 28-vna-in-progress-2.jpg  </w:t>
-      </w:r>
-      <w:r>
-        <w:rPr>
-          <w:color w:val="333333"/>
-          <w:sz w:val="19"/>
-          <w:szCs w:val="19"/>
-        </w:rPr>
-        <w:t xml:space="preserve">VNA — 部署進行中(續)。</w:t>
-      </w:r>
-    </w:p>
-    <w:p>
-      <w:pPr>
-        <w:pBdr>
-          <w:top w:val="single" w:color="CCCCCC" w:sz="4"/>
-          <w:bottom w:val="single" w:color="CCCCCC" w:sz="4"/>
-          <w:left w:val="single" w:color="CCCCCC" w:sz="4"/>
-          <w:right w:val="single" w:color="CCCCCC" w:sz="4"/>
-        </w:pBdr>
-        <w:spacing w:after="80"/>
-        <w:jc w:val="center"/>
-      </w:pPr>
-      <w:r>
-        <w:drawing>
-          <wp:inline distT="0" distB="0" distL="0" distR="0">
-            <wp:extent cx="5715000" cy="2857500"/>
-            <wp:effectExtent t="0" r="0" b="0" l="0"/>
-            <wp:docPr id="1" name="" descr="" title=""/>
-            <wp:cNvGraphicFramePr>
-              <a:graphicFrameLocks xmlns:a="http://schemas.openxmlformats.org/drawingml/2006/main" noChangeAspect="1"/>
-            </wp:cNvGraphicFramePr>
-            <a:graphic xmlns:a="http://schemas.openxmlformats.org/drawingml/2006/main">
-              <a:graphicData uri="http://schemas.openxmlformats.org/drawingml/2006/picture">
-                <pic:pic xmlns:pic="http://schemas.openxmlformats.org/drawingml/2006/picture">
-                  <pic:nvPicPr>
-                    <pic:cNvPr id="0" name="" descr=""/>
-                    <pic:cNvPicPr>
-                      <a:picLocks noChangeAspect="1" noChangeArrowheads="1"/>
-                    </pic:cNvPicPr>
-                  </pic:nvPicPr>
-                  <pic:blipFill>
-                    <a:blip r:embed="rId25" cstate="none"/>
-                    <a:srcRect/>
-                    <a:stretch>
-                      <a:fillRect/>
-                    </a:stretch>
-                  </pic:blipFill>
-                  <pic:spPr bwMode="auto">
-                    <a:xfrm>
-                      <a:off x="0" y="0"/>
-                      <a:ext cx="5715000" cy="2857500"/>
+                      <a:ext cx="5715000" cy="3048000"/>
                     </a:xfrm>
                     <a:prstGeom prst="rect">
                       <a:avLst/>
@@ -1505,30 +1055,30 @@
         <w:spacing w:after="80" w:before="280"/>
       </w:pPr>
       <w:r>
-        <w:t xml:space="preserve">第 4 部分 — Supervisor Configure(部署後設定檢視)</w:t>
-      </w:r>
-    </w:p>
-    <w:p>
-      <w:pPr>
-        <w:spacing w:after="40" w:before="160"/>
-      </w:pPr>
-      <w:r>
-        <w:rPr>
-          <w:b/>
-          <w:bCs/>
-          <w:color w:val="2E5A9C"/>
-          <w:sz w:val="19"/>
-          <w:szCs w:val="19"/>
-        </w:rPr>
-        <w:t xml:space="preserve">▸ 43-vc-sup-configure-network-mgmt.jpg  </w:t>
-      </w:r>
-      <w:r>
-        <w:rPr>
-          <w:color w:val="333333"/>
-          <w:sz w:val="19"/>
-          <w:szCs w:val="19"/>
-        </w:rPr>
-        <w:t xml:space="preserve">Supervisor → Configure → Network → Management Network。Static、Network vcf-m02-cl01-vds01-pg-mgmt、起始 IP 192.168.114.101(.101–.105)、GW .254、DNS/NTP .200、Domain rtolab.local。</w:t>
+        <w:t xml:space="preserve">第 3 部分 — VNA(VPC Network Appliance)叢集部署</w:t>
+      </w:r>
+    </w:p>
+    <w:p>
+      <w:pPr>
+        <w:spacing w:after="40" w:before="160"/>
+      </w:pPr>
+      <w:r>
+        <w:rPr>
+          <w:b/>
+          <w:bCs/>
+          <w:color w:val="2E5A9C"/>
+          <w:sz w:val="19"/>
+          <w:szCs w:val="19"/>
+        </w:rPr>
+        <w:t xml:space="preserve">▸ 20-vna-add-cluster.jpg  </w:t>
+      </w:r>
+      <w:r>
+        <w:rPr>
+          <w:color w:val="333333"/>
+          <w:sz w:val="19"/>
+          <w:szCs w:val="19"/>
+        </w:rPr>
+        <w:t xml:space="preserve">VNA — Add Cluster。</w:t>
       </w:r>
     </w:p>
     <w:p>
@@ -1561,6 +1111,456 @@
                     </pic:cNvPicPr>
                   </pic:nvPicPr>
                   <pic:blipFill>
+                    <a:blip r:embed="rId20" cstate="none"/>
+                    <a:srcRect/>
+                    <a:stretch>
+                      <a:fillRect/>
+                    </a:stretch>
+                  </pic:blipFill>
+                  <pic:spPr bwMode="auto">
+                    <a:xfrm>
+                      <a:off x="0" y="0"/>
+                      <a:ext cx="5715000" cy="2857500"/>
+                    </a:xfrm>
+                    <a:prstGeom prst="rect">
+                      <a:avLst/>
+                    </a:prstGeom>
+                  </pic:spPr>
+                </pic:pic>
+              </a:graphicData>
+            </a:graphic>
+          </wp:inline>
+        </w:drawing>
+      </w:r>
+    </w:p>
+    <w:p>
+      <w:pPr>
+        <w:spacing w:after="40" w:before="160"/>
+      </w:pPr>
+      <w:r>
+        <w:rPr>
+          <w:b/>
+          <w:bCs/>
+          <w:color w:val="2E5A9C"/>
+          <w:sz w:val="19"/>
+          <w:szCs w:val="19"/>
+        </w:rPr>
+        <w:t xml:space="preserve">▸ 21-vna-form-factor.jpg  </w:t>
+      </w:r>
+      <w:r>
+        <w:rPr>
+          <w:color w:val="333333"/>
+          <w:sz w:val="19"/>
+          <w:szCs w:val="19"/>
+        </w:rPr>
+        <w:t xml:space="preserve">VNA — 選 form factor。</w:t>
+      </w:r>
+    </w:p>
+    <w:p>
+      <w:pPr>
+        <w:pBdr>
+          <w:top w:val="single" w:color="CCCCCC" w:sz="4"/>
+          <w:bottom w:val="single" w:color="CCCCCC" w:sz="4"/>
+          <w:left w:val="single" w:color="CCCCCC" w:sz="4"/>
+          <w:right w:val="single" w:color="CCCCCC" w:sz="4"/>
+        </w:pBdr>
+        <w:spacing w:after="80"/>
+        <w:jc w:val="center"/>
+      </w:pPr>
+      <w:r>
+        <w:drawing>
+          <wp:inline distT="0" distB="0" distL="0" distR="0">
+            <wp:extent cx="5715000" cy="2857500"/>
+            <wp:effectExtent t="0" r="0" b="0" l="0"/>
+            <wp:docPr id="1" name="" descr="" title=""/>
+            <wp:cNvGraphicFramePr>
+              <a:graphicFrameLocks xmlns:a="http://schemas.openxmlformats.org/drawingml/2006/main" noChangeAspect="1"/>
+            </wp:cNvGraphicFramePr>
+            <a:graphic xmlns:a="http://schemas.openxmlformats.org/drawingml/2006/main">
+              <a:graphicData uri="http://schemas.openxmlformats.org/drawingml/2006/picture">
+                <pic:pic xmlns:pic="http://schemas.openxmlformats.org/drawingml/2006/picture">
+                  <pic:nvPicPr>
+                    <pic:cNvPr id="0" name="" descr=""/>
+                    <pic:cNvPicPr>
+                      <a:picLocks noChangeAspect="1" noChangeArrowheads="1"/>
+                    </pic:cNvPicPr>
+                  </pic:nvPicPr>
+                  <pic:blipFill>
+                    <a:blip r:embed="rId21" cstate="none"/>
+                    <a:srcRect/>
+                    <a:stretch>
+                      <a:fillRect/>
+                    </a:stretch>
+                  </pic:blipFill>
+                  <pic:spPr bwMode="auto">
+                    <a:xfrm>
+                      <a:off x="0" y="0"/>
+                      <a:ext cx="5715000" cy="2857500"/>
+                    </a:xfrm>
+                    <a:prstGeom prst="rect">
+                      <a:avLst/>
+                    </a:prstGeom>
+                  </pic:spPr>
+                </pic:pic>
+              </a:graphicData>
+            </a:graphic>
+          </wp:inline>
+        </w:drawing>
+      </w:r>
+    </w:p>
+    <w:p>
+      <w:pPr>
+        <w:spacing w:after="40" w:before="160"/>
+      </w:pPr>
+      <w:r>
+        <w:rPr>
+          <w:b/>
+          <w:bCs/>
+          <w:color w:val="2E5A9C"/>
+          <w:sz w:val="19"/>
+          <w:szCs w:val="19"/>
+        </w:rPr>
+        <w:t xml:space="preserve">▸ 22-vna-add-node.jpg  </w:t>
+      </w:r>
+      <w:r>
+        <w:rPr>
+          <w:color w:val="333333"/>
+          <w:sz w:val="19"/>
+          <w:szCs w:val="19"/>
+        </w:rPr>
+        <w:t xml:space="preserve">VNA — Add Node。</w:t>
+      </w:r>
+    </w:p>
+    <w:p>
+      <w:pPr>
+        <w:pBdr>
+          <w:top w:val="single" w:color="CCCCCC" w:sz="4"/>
+          <w:bottom w:val="single" w:color="CCCCCC" w:sz="4"/>
+          <w:left w:val="single" w:color="CCCCCC" w:sz="4"/>
+          <w:right w:val="single" w:color="CCCCCC" w:sz="4"/>
+        </w:pBdr>
+        <w:spacing w:after="80"/>
+        <w:jc w:val="center"/>
+      </w:pPr>
+      <w:r>
+        <w:drawing>
+          <wp:inline distT="0" distB="0" distL="0" distR="0">
+            <wp:extent cx="5715000" cy="2857500"/>
+            <wp:effectExtent t="0" r="0" b="0" l="0"/>
+            <wp:docPr id="1" name="" descr="" title=""/>
+            <wp:cNvGraphicFramePr>
+              <a:graphicFrameLocks xmlns:a="http://schemas.openxmlformats.org/drawingml/2006/main" noChangeAspect="1"/>
+            </wp:cNvGraphicFramePr>
+            <a:graphic xmlns:a="http://schemas.openxmlformats.org/drawingml/2006/main">
+              <a:graphicData uri="http://schemas.openxmlformats.org/drawingml/2006/picture">
+                <pic:pic xmlns:pic="http://schemas.openxmlformats.org/drawingml/2006/picture">
+                  <pic:nvPicPr>
+                    <pic:cNvPr id="0" name="" descr=""/>
+                    <pic:cNvPicPr>
+                      <a:picLocks noChangeAspect="1" noChangeArrowheads="1"/>
+                    </pic:cNvPicPr>
+                  </pic:nvPicPr>
+                  <pic:blipFill>
+                    <a:blip r:embed="rId22" cstate="none"/>
+                    <a:srcRect/>
+                    <a:stretch>
+                      <a:fillRect/>
+                    </a:stretch>
+                  </pic:blipFill>
+                  <pic:spPr bwMode="auto">
+                    <a:xfrm>
+                      <a:off x="0" y="0"/>
+                      <a:ext cx="5715000" cy="2857500"/>
+                    </a:xfrm>
+                    <a:prstGeom prst="rect">
+                      <a:avLst/>
+                    </a:prstGeom>
+                  </pic:spPr>
+                </pic:pic>
+              </a:graphicData>
+            </a:graphic>
+          </wp:inline>
+        </w:drawing>
+      </w:r>
+    </w:p>
+    <w:p>
+      <w:pPr>
+        <w:spacing w:after="40" w:before="160"/>
+      </w:pPr>
+      <w:r>
+        <w:rPr>
+          <w:b/>
+          <w:bCs/>
+          <w:color w:val="2E5A9C"/>
+          <w:sz w:val="19"/>
+          <w:szCs w:val="19"/>
+        </w:rPr>
+        <w:t xml:space="preserve">▸ 23-vna-node-cluster-datastore.jpg  </w:t>
+      </w:r>
+      <w:r>
+        <w:rPr>
+          <w:color w:val="333333"/>
+          <w:sz w:val="19"/>
+          <w:szCs w:val="19"/>
+        </w:rPr>
+        <w:t xml:space="preserve">VNA — 指定 node 的 cluster / datastore。</w:t>
+      </w:r>
+    </w:p>
+    <w:p>
+      <w:pPr>
+        <w:pBdr>
+          <w:top w:val="single" w:color="CCCCCC" w:sz="4"/>
+          <w:bottom w:val="single" w:color="CCCCCC" w:sz="4"/>
+          <w:left w:val="single" w:color="CCCCCC" w:sz="4"/>
+          <w:right w:val="single" w:color="CCCCCC" w:sz="4"/>
+        </w:pBdr>
+        <w:spacing w:after="80"/>
+        <w:jc w:val="center"/>
+      </w:pPr>
+      <w:r>
+        <w:drawing>
+          <wp:inline distT="0" distB="0" distL="0" distR="0">
+            <wp:extent cx="5715000" cy="2857500"/>
+            <wp:effectExtent t="0" r="0" b="0" l="0"/>
+            <wp:docPr id="1" name="" descr="" title=""/>
+            <wp:cNvGraphicFramePr>
+              <a:graphicFrameLocks xmlns:a="http://schemas.openxmlformats.org/drawingml/2006/main" noChangeAspect="1"/>
+            </wp:cNvGraphicFramePr>
+            <a:graphic xmlns:a="http://schemas.openxmlformats.org/drawingml/2006/main">
+              <a:graphicData uri="http://schemas.openxmlformats.org/drawingml/2006/picture">
+                <pic:pic xmlns:pic="http://schemas.openxmlformats.org/drawingml/2006/picture">
+                  <pic:nvPicPr>
+                    <pic:cNvPr id="0" name="" descr=""/>
+                    <pic:cNvPicPr>
+                      <a:picLocks noChangeAspect="1" noChangeArrowheads="1"/>
+                    </pic:cNvPicPr>
+                  </pic:nvPicPr>
+                  <pic:blipFill>
+                    <a:blip r:embed="rId23" cstate="none"/>
+                    <a:srcRect/>
+                    <a:stretch>
+                      <a:fillRect/>
+                    </a:stretch>
+                  </pic:blipFill>
+                  <pic:spPr bwMode="auto">
+                    <a:xfrm>
+                      <a:off x="0" y="0"/>
+                      <a:ext cx="5715000" cy="2857500"/>
+                    </a:xfrm>
+                    <a:prstGeom prst="rect">
+                      <a:avLst/>
+                    </a:prstGeom>
+                  </pic:spPr>
+                </pic:pic>
+              </a:graphicData>
+            </a:graphic>
+          </wp:inline>
+        </w:drawing>
+      </w:r>
+    </w:p>
+    <w:p>
+      <w:pPr>
+        <w:spacing w:after="40" w:before="160"/>
+      </w:pPr>
+      <w:r>
+        <w:rPr>
+          <w:b/>
+          <w:bCs/>
+          <w:color w:val="2E5A9C"/>
+          <w:sz w:val="19"/>
+          <w:szCs w:val="19"/>
+        </w:rPr>
+        <w:t xml:space="preserve">▸ 24-vna-static-ip.jpg  </w:t>
+      </w:r>
+      <w:r>
+        <w:rPr>
+          <w:color w:val="333333"/>
+          <w:sz w:val="19"/>
+          <w:szCs w:val="19"/>
+        </w:rPr>
+        <w:t xml:space="preserve">VNA — Static IP 設定。</w:t>
+      </w:r>
+    </w:p>
+    <w:p>
+      <w:pPr>
+        <w:pBdr>
+          <w:top w:val="single" w:color="CCCCCC" w:sz="4"/>
+          <w:bottom w:val="single" w:color="CCCCCC" w:sz="4"/>
+          <w:left w:val="single" w:color="CCCCCC" w:sz="4"/>
+          <w:right w:val="single" w:color="CCCCCC" w:sz="4"/>
+        </w:pBdr>
+        <w:spacing w:after="80"/>
+        <w:jc w:val="center"/>
+      </w:pPr>
+      <w:r>
+        <w:drawing>
+          <wp:inline distT="0" distB="0" distL="0" distR="0">
+            <wp:extent cx="5715000" cy="2857500"/>
+            <wp:effectExtent t="0" r="0" b="0" l="0"/>
+            <wp:docPr id="1" name="" descr="" title=""/>
+            <wp:cNvGraphicFramePr>
+              <a:graphicFrameLocks xmlns:a="http://schemas.openxmlformats.org/drawingml/2006/main" noChangeAspect="1"/>
+            </wp:cNvGraphicFramePr>
+            <a:graphic xmlns:a="http://schemas.openxmlformats.org/drawingml/2006/main">
+              <a:graphicData uri="http://schemas.openxmlformats.org/drawingml/2006/picture">
+                <pic:pic xmlns:pic="http://schemas.openxmlformats.org/drawingml/2006/picture">
+                  <pic:nvPicPr>
+                    <pic:cNvPr id="0" name="" descr=""/>
+                    <pic:cNvPicPr>
+                      <a:picLocks noChangeAspect="1" noChangeArrowheads="1"/>
+                    </pic:cNvPicPr>
+                  </pic:nvPicPr>
+                  <pic:blipFill>
+                    <a:blip r:embed="rId24" cstate="none"/>
+                    <a:srcRect/>
+                    <a:stretch>
+                      <a:fillRect/>
+                    </a:stretch>
+                  </pic:blipFill>
+                  <pic:spPr bwMode="auto">
+                    <a:xfrm>
+                      <a:off x="0" y="0"/>
+                      <a:ext cx="5715000" cy="2857500"/>
+                    </a:xfrm>
+                    <a:prstGeom prst="rect">
+                      <a:avLst/>
+                    </a:prstGeom>
+                  </pic:spPr>
+                </pic:pic>
+              </a:graphicData>
+            </a:graphic>
+          </wp:inline>
+        </w:drawing>
+      </w:r>
+    </w:p>
+    <w:p>
+      <w:pPr>
+        <w:spacing w:after="40" w:before="160"/>
+      </w:pPr>
+      <w:r>
+        <w:rPr>
+          <w:b/>
+          <w:bCs/>
+          <w:color w:val="2E5A9C"/>
+          <w:sz w:val="19"/>
+          <w:szCs w:val="19"/>
+        </w:rPr>
+        <w:t xml:space="preserve">▸ 25-vna-ip-gw-filled.jpg  </w:t>
+      </w:r>
+      <w:r>
+        <w:rPr>
+          <w:color w:val="333333"/>
+          <w:sz w:val="19"/>
+          <w:szCs w:val="19"/>
+        </w:rPr>
+        <w:t xml:space="preserve">VNA — IP / Gateway 填完。</w:t>
+      </w:r>
+    </w:p>
+    <w:p>
+      <w:pPr>
+        <w:pBdr>
+          <w:top w:val="single" w:color="CCCCCC" w:sz="4"/>
+          <w:bottom w:val="single" w:color="CCCCCC" w:sz="4"/>
+          <w:left w:val="single" w:color="CCCCCC" w:sz="4"/>
+          <w:right w:val="single" w:color="CCCCCC" w:sz="4"/>
+        </w:pBdr>
+        <w:spacing w:after="80"/>
+        <w:jc w:val="center"/>
+      </w:pPr>
+      <w:r>
+        <w:drawing>
+          <wp:inline distT="0" distB="0" distL="0" distR="0">
+            <wp:extent cx="5715000" cy="2857500"/>
+            <wp:effectExtent t="0" r="0" b="0" l="0"/>
+            <wp:docPr id="1" name="" descr="" title=""/>
+            <wp:cNvGraphicFramePr>
+              <a:graphicFrameLocks xmlns:a="http://schemas.openxmlformats.org/drawingml/2006/main" noChangeAspect="1"/>
+            </wp:cNvGraphicFramePr>
+            <a:graphic xmlns:a="http://schemas.openxmlformats.org/drawingml/2006/main">
+              <a:graphicData uri="http://schemas.openxmlformats.org/drawingml/2006/picture">
+                <pic:pic xmlns:pic="http://schemas.openxmlformats.org/drawingml/2006/picture">
+                  <pic:nvPicPr>
+                    <pic:cNvPr id="0" name="" descr=""/>
+                    <pic:cNvPicPr>
+                      <a:picLocks noChangeAspect="1" noChangeArrowheads="1"/>
+                    </pic:cNvPicPr>
+                  </pic:nvPicPr>
+                  <pic:blipFill>
+                    <a:blip r:embed="rId25" cstate="none"/>
+                    <a:srcRect/>
+                    <a:stretch>
+                      <a:fillRect/>
+                    </a:stretch>
+                  </pic:blipFill>
+                  <pic:spPr bwMode="auto">
+                    <a:xfrm>
+                      <a:off x="0" y="0"/>
+                      <a:ext cx="5715000" cy="2857500"/>
+                    </a:xfrm>
+                    <a:prstGeom prst="rect">
+                      <a:avLst/>
+                    </a:prstGeom>
+                  </pic:spPr>
+                </pic:pic>
+              </a:graphicData>
+            </a:graphic>
+          </wp:inline>
+        </w:drawing>
+      </w:r>
+    </w:p>
+    <w:p>
+      <w:pPr>
+        <w:spacing w:after="40" w:before="160"/>
+      </w:pPr>
+      <w:r>
+        <w:rPr>
+          <w:b/>
+          <w:bCs/>
+          <w:color w:val="2E5A9C"/>
+          <w:sz w:val="19"/>
+          <w:szCs w:val="19"/>
+        </w:rPr>
+        <w:t xml:space="preserve">▸ 26-vna-node-added.jpg  </w:t>
+      </w:r>
+      <w:r>
+        <w:rPr>
+          <w:color w:val="333333"/>
+          <w:sz w:val="19"/>
+          <w:szCs w:val="19"/>
+        </w:rPr>
+        <w:t xml:space="preserve">VNA — node 已加入。</w:t>
+      </w:r>
+    </w:p>
+    <w:p>
+      <w:pPr>
+        <w:pBdr>
+          <w:top w:val="single" w:color="CCCCCC" w:sz="4"/>
+          <w:bottom w:val="single" w:color="CCCCCC" w:sz="4"/>
+          <w:left w:val="single" w:color="CCCCCC" w:sz="4"/>
+          <w:right w:val="single" w:color="CCCCCC" w:sz="4"/>
+        </w:pBdr>
+        <w:spacing w:after="80"/>
+        <w:jc w:val="center"/>
+      </w:pPr>
+      <w:r>
+        <w:drawing>
+          <wp:inline distT="0" distB="0" distL="0" distR="0">
+            <wp:extent cx="5715000" cy="2857500"/>
+            <wp:effectExtent t="0" r="0" b="0" l="0"/>
+            <wp:docPr id="1" name="" descr="" title=""/>
+            <wp:cNvGraphicFramePr>
+              <a:graphicFrameLocks xmlns:a="http://schemas.openxmlformats.org/drawingml/2006/main" noChangeAspect="1"/>
+            </wp:cNvGraphicFramePr>
+            <a:graphic xmlns:a="http://schemas.openxmlformats.org/drawingml/2006/main">
+              <a:graphicData uri="http://schemas.openxmlformats.org/drawingml/2006/picture">
+                <pic:pic xmlns:pic="http://schemas.openxmlformats.org/drawingml/2006/picture">
+                  <pic:nvPicPr>
+                    <pic:cNvPr id="0" name="" descr=""/>
+                    <pic:cNvPicPr>
+                      <a:picLocks noChangeAspect="1" noChangeArrowheads="1"/>
+                    </pic:cNvPicPr>
+                  </pic:nvPicPr>
+                  <pic:blipFill>
                     <a:blip r:embed="rId26" cstate="none"/>
                     <a:srcRect/>
                     <a:stretch>
@@ -1595,15 +1595,15 @@
           <w:sz w:val="19"/>
           <w:szCs w:val="19"/>
         </w:rPr>
-        <w:t xml:space="preserve">▸ 43b-vc-sup-configure-network-workload.jpg  </w:t>
-      </w:r>
-      <w:r>
-        <w:rPr>
-          <w:color w:val="333333"/>
-          <w:sz w:val="19"/>
-          <w:szCs w:val="19"/>
-        </w:rPr>
-        <w:t xml:space="preserve">Supervisor → Configure → Network → Workload Networks。NSX Project=Default、VPC Connectivity Profile=vcf-m02-vks-vpc-profile、External IP Block(Usage 12.5%)、Private TGW(Usage 0.02%)。</w:t>
+        <w:t xml:space="preserve">▸ 27-vna-in-progress.jpg  </w:t>
+      </w:r>
+      <w:r>
+        <w:rPr>
+          <w:color w:val="333333"/>
+          <w:sz w:val="19"/>
+          <w:szCs w:val="19"/>
+        </w:rPr>
+        <w:t xml:space="preserve">VNA — 部署進行中。</w:t>
       </w:r>
     </w:p>
     <w:p>
@@ -1670,15 +1670,15 @@
           <w:sz w:val="19"/>
           <w:szCs w:val="19"/>
         </w:rPr>
-        <w:t xml:space="preserve">▸ 44-vc-sup-configure-storage.jpg  </w:t>
-      </w:r>
-      <w:r>
-        <w:rPr>
-          <w:color w:val="333333"/>
-          <w:sz w:val="19"/>
-          <w:szCs w:val="19"/>
-        </w:rPr>
-        <w:t xml:space="preserve">Supervisor → Configure → Storage。Control Plane / Ephemeral / Image Cache 三 policy 全 Management Storage Policy - Single Node(FTT=0)。</w:t>
+        <w:t xml:space="preserve">▸ 28-vna-in-progress-2.jpg  </w:t>
+      </w:r>
+      <w:r>
+        <w:rPr>
+          <w:color w:val="333333"/>
+          <w:sz w:val="19"/>
+          <w:szCs w:val="19"/>
+        </w:rPr>
+        <w:t xml:space="preserve">VNA — 部署進行中(續)。</w:t>
       </w:r>
     </w:p>
     <w:p>
@@ -1712,81 +1712,6 @@
                   </pic:nvPicPr>
                   <pic:blipFill>
                     <a:blip r:embed="rId28" cstate="none"/>
-                    <a:srcRect/>
-                    <a:stretch>
-                      <a:fillRect/>
-                    </a:stretch>
-                  </pic:blipFill>
-                  <pic:spPr bwMode="auto">
-                    <a:xfrm>
-                      <a:off x="0" y="0"/>
-                      <a:ext cx="5715000" cy="2857500"/>
-                    </a:xfrm>
-                    <a:prstGeom prst="rect">
-                      <a:avLst/>
-                    </a:prstGeom>
-                  </pic:spPr>
-                </pic:pic>
-              </a:graphicData>
-            </a:graphic>
-          </wp:inline>
-        </w:drawing>
-      </w:r>
-    </w:p>
-    <w:p>
-      <w:pPr>
-        <w:spacing w:after="40" w:before="160"/>
-      </w:pPr>
-      <w:r>
-        <w:rPr>
-          <w:b/>
-          <w:bCs/>
-          <w:color w:val="2E5A9C"/>
-          <w:sz w:val="19"/>
-          <w:szCs w:val="19"/>
-        </w:rPr>
-        <w:t xml:space="preserve">▸ 50-vc-supervisor-list.jpg  </w:t>
-      </w:r>
-      <w:r>
-        <w:rPr>
-          <w:color w:val="333333"/>
-          <w:sz w:val="19"/>
-          <w:szCs w:val="19"/>
-        </w:rPr>
-        <w:t xml:space="preserve">vCenter Supervisor 清單。</w:t>
-      </w:r>
-    </w:p>
-    <w:p>
-      <w:pPr>
-        <w:pBdr>
-          <w:top w:val="single" w:color="CCCCCC" w:sz="4"/>
-          <w:bottom w:val="single" w:color="CCCCCC" w:sz="4"/>
-          <w:left w:val="single" w:color="CCCCCC" w:sz="4"/>
-          <w:right w:val="single" w:color="CCCCCC" w:sz="4"/>
-        </w:pBdr>
-        <w:spacing w:after="80"/>
-        <w:jc w:val="center"/>
-      </w:pPr>
-      <w:r>
-        <w:drawing>
-          <wp:inline distT="0" distB="0" distL="0" distR="0">
-            <wp:extent cx="5715000" cy="2857500"/>
-            <wp:effectExtent t="0" r="0" b="0" l="0"/>
-            <wp:docPr id="1" name="" descr="" title=""/>
-            <wp:cNvGraphicFramePr>
-              <a:graphicFrameLocks xmlns:a="http://schemas.openxmlformats.org/drawingml/2006/main" noChangeAspect="1"/>
-            </wp:cNvGraphicFramePr>
-            <a:graphic xmlns:a="http://schemas.openxmlformats.org/drawingml/2006/main">
-              <a:graphicData uri="http://schemas.openxmlformats.org/drawingml/2006/picture">
-                <pic:pic xmlns:pic="http://schemas.openxmlformats.org/drawingml/2006/picture">
-                  <pic:nvPicPr>
-                    <pic:cNvPr id="0" name="" descr=""/>
-                    <pic:cNvPicPr>
-                      <a:picLocks noChangeAspect="1" noChangeArrowheads="1"/>
-                    </pic:cNvPicPr>
-                  </pic:nvPicPr>
-                  <pic:blipFill>
-                    <a:blip r:embed="rId29" cstate="none"/>
                     <a:srcRect/>
                     <a:stretch>
                       <a:fillRect/>
@@ -1814,6 +1739,315 @@
         <w:spacing w:after="80" w:before="280"/>
       </w:pPr>
       <w:r>
+        <w:t xml:space="preserve">第 4 部分 — Supervisor Configure(部署後設定檢視)</w:t>
+      </w:r>
+    </w:p>
+    <w:p>
+      <w:pPr>
+        <w:spacing w:after="40" w:before="160"/>
+      </w:pPr>
+      <w:r>
+        <w:rPr>
+          <w:b/>
+          <w:bCs/>
+          <w:color w:val="2E5A9C"/>
+          <w:sz w:val="19"/>
+          <w:szCs w:val="19"/>
+        </w:rPr>
+        <w:t xml:space="preserve">▸ 43-vc-sup-configure-network-mgmt.jpg  </w:t>
+      </w:r>
+      <w:r>
+        <w:rPr>
+          <w:color w:val="333333"/>
+          <w:sz w:val="19"/>
+          <w:szCs w:val="19"/>
+        </w:rPr>
+        <w:t xml:space="preserve">Supervisor → Configure → Network → Management Network。Static、Network vcf-m02-cl01-vds01-pg-mgmt、起始 IP 192.168.114.101(.101–.105)、GW .254、DNS/NTP .200、Domain rtolab.local。</w:t>
+      </w:r>
+    </w:p>
+    <w:p>
+      <w:pPr>
+        <w:pBdr>
+          <w:top w:val="single" w:color="CCCCCC" w:sz="4"/>
+          <w:bottom w:val="single" w:color="CCCCCC" w:sz="4"/>
+          <w:left w:val="single" w:color="CCCCCC" w:sz="4"/>
+          <w:right w:val="single" w:color="CCCCCC" w:sz="4"/>
+        </w:pBdr>
+        <w:spacing w:after="80"/>
+        <w:jc w:val="center"/>
+      </w:pPr>
+      <w:r>
+        <w:drawing>
+          <wp:inline distT="0" distB="0" distL="0" distR="0">
+            <wp:extent cx="5715000" cy="2857500"/>
+            <wp:effectExtent t="0" r="0" b="0" l="0"/>
+            <wp:docPr id="1" name="" descr="" title=""/>
+            <wp:cNvGraphicFramePr>
+              <a:graphicFrameLocks xmlns:a="http://schemas.openxmlformats.org/drawingml/2006/main" noChangeAspect="1"/>
+            </wp:cNvGraphicFramePr>
+            <a:graphic xmlns:a="http://schemas.openxmlformats.org/drawingml/2006/main">
+              <a:graphicData uri="http://schemas.openxmlformats.org/drawingml/2006/picture">
+                <pic:pic xmlns:pic="http://schemas.openxmlformats.org/drawingml/2006/picture">
+                  <pic:nvPicPr>
+                    <pic:cNvPr id="0" name="" descr=""/>
+                    <pic:cNvPicPr>
+                      <a:picLocks noChangeAspect="1" noChangeArrowheads="1"/>
+                    </pic:cNvPicPr>
+                  </pic:nvPicPr>
+                  <pic:blipFill>
+                    <a:blip r:embed="rId29" cstate="none"/>
+                    <a:srcRect/>
+                    <a:stretch>
+                      <a:fillRect/>
+                    </a:stretch>
+                  </pic:blipFill>
+                  <pic:spPr bwMode="auto">
+                    <a:xfrm>
+                      <a:off x="0" y="0"/>
+                      <a:ext cx="5715000" cy="2857500"/>
+                    </a:xfrm>
+                    <a:prstGeom prst="rect">
+                      <a:avLst/>
+                    </a:prstGeom>
+                  </pic:spPr>
+                </pic:pic>
+              </a:graphicData>
+            </a:graphic>
+          </wp:inline>
+        </w:drawing>
+      </w:r>
+    </w:p>
+    <w:p>
+      <w:pPr>
+        <w:spacing w:after="40" w:before="160"/>
+      </w:pPr>
+      <w:r>
+        <w:rPr>
+          <w:b/>
+          <w:bCs/>
+          <w:color w:val="2E5A9C"/>
+          <w:sz w:val="19"/>
+          <w:szCs w:val="19"/>
+        </w:rPr>
+        <w:t xml:space="preserve">▸ 43b-vc-sup-configure-network-workload.jpg  </w:t>
+      </w:r>
+      <w:r>
+        <w:rPr>
+          <w:color w:val="333333"/>
+          <w:sz w:val="19"/>
+          <w:szCs w:val="19"/>
+        </w:rPr>
+        <w:t xml:space="preserve">Supervisor → Configure → Network → Workload Networks。NSX Project=Default、VPC Connectivity Profile=vcf-m02-vks-vpc-profile、External IP Block(Usage 12.5%)、Private TGW(Usage 0.02%)。</w:t>
+      </w:r>
+    </w:p>
+    <w:p>
+      <w:pPr>
+        <w:pBdr>
+          <w:top w:val="single" w:color="CCCCCC" w:sz="4"/>
+          <w:bottom w:val="single" w:color="CCCCCC" w:sz="4"/>
+          <w:left w:val="single" w:color="CCCCCC" w:sz="4"/>
+          <w:right w:val="single" w:color="CCCCCC" w:sz="4"/>
+        </w:pBdr>
+        <w:spacing w:after="80"/>
+        <w:jc w:val="center"/>
+      </w:pPr>
+      <w:r>
+        <w:drawing>
+          <wp:inline distT="0" distB="0" distL="0" distR="0">
+            <wp:extent cx="5715000" cy="2857500"/>
+            <wp:effectExtent t="0" r="0" b="0" l="0"/>
+            <wp:docPr id="1" name="" descr="" title=""/>
+            <wp:cNvGraphicFramePr>
+              <a:graphicFrameLocks xmlns:a="http://schemas.openxmlformats.org/drawingml/2006/main" noChangeAspect="1"/>
+            </wp:cNvGraphicFramePr>
+            <a:graphic xmlns:a="http://schemas.openxmlformats.org/drawingml/2006/main">
+              <a:graphicData uri="http://schemas.openxmlformats.org/drawingml/2006/picture">
+                <pic:pic xmlns:pic="http://schemas.openxmlformats.org/drawingml/2006/picture">
+                  <pic:nvPicPr>
+                    <pic:cNvPr id="0" name="" descr=""/>
+                    <pic:cNvPicPr>
+                      <a:picLocks noChangeAspect="1" noChangeArrowheads="1"/>
+                    </pic:cNvPicPr>
+                  </pic:nvPicPr>
+                  <pic:blipFill>
+                    <a:blip r:embed="rId30" cstate="none"/>
+                    <a:srcRect/>
+                    <a:stretch>
+                      <a:fillRect/>
+                    </a:stretch>
+                  </pic:blipFill>
+                  <pic:spPr bwMode="auto">
+                    <a:xfrm>
+                      <a:off x="0" y="0"/>
+                      <a:ext cx="5715000" cy="2857500"/>
+                    </a:xfrm>
+                    <a:prstGeom prst="rect">
+                      <a:avLst/>
+                    </a:prstGeom>
+                  </pic:spPr>
+                </pic:pic>
+              </a:graphicData>
+            </a:graphic>
+          </wp:inline>
+        </w:drawing>
+      </w:r>
+    </w:p>
+    <w:p>
+      <w:pPr>
+        <w:spacing w:after="40" w:before="160"/>
+      </w:pPr>
+      <w:r>
+        <w:rPr>
+          <w:b/>
+          <w:bCs/>
+          <w:color w:val="2E5A9C"/>
+          <w:sz w:val="19"/>
+          <w:szCs w:val="19"/>
+        </w:rPr>
+        <w:t xml:space="preserve">▸ 44-vc-sup-configure-storage.jpg  </w:t>
+      </w:r>
+      <w:r>
+        <w:rPr>
+          <w:color w:val="333333"/>
+          <w:sz w:val="19"/>
+          <w:szCs w:val="19"/>
+        </w:rPr>
+        <w:t xml:space="preserve">Supervisor → Configure → Storage。Control Plane / Ephemeral / Image Cache 三 policy 全 Management Storage Policy - Single Node(FTT=0)。</w:t>
+      </w:r>
+    </w:p>
+    <w:p>
+      <w:pPr>
+        <w:pBdr>
+          <w:top w:val="single" w:color="CCCCCC" w:sz="4"/>
+          <w:bottom w:val="single" w:color="CCCCCC" w:sz="4"/>
+          <w:left w:val="single" w:color="CCCCCC" w:sz="4"/>
+          <w:right w:val="single" w:color="CCCCCC" w:sz="4"/>
+        </w:pBdr>
+        <w:spacing w:after="80"/>
+        <w:jc w:val="center"/>
+      </w:pPr>
+      <w:r>
+        <w:drawing>
+          <wp:inline distT="0" distB="0" distL="0" distR="0">
+            <wp:extent cx="5715000" cy="2857500"/>
+            <wp:effectExtent t="0" r="0" b="0" l="0"/>
+            <wp:docPr id="1" name="" descr="" title=""/>
+            <wp:cNvGraphicFramePr>
+              <a:graphicFrameLocks xmlns:a="http://schemas.openxmlformats.org/drawingml/2006/main" noChangeAspect="1"/>
+            </wp:cNvGraphicFramePr>
+            <a:graphic xmlns:a="http://schemas.openxmlformats.org/drawingml/2006/main">
+              <a:graphicData uri="http://schemas.openxmlformats.org/drawingml/2006/picture">
+                <pic:pic xmlns:pic="http://schemas.openxmlformats.org/drawingml/2006/picture">
+                  <pic:nvPicPr>
+                    <pic:cNvPr id="0" name="" descr=""/>
+                    <pic:cNvPicPr>
+                      <a:picLocks noChangeAspect="1" noChangeArrowheads="1"/>
+                    </pic:cNvPicPr>
+                  </pic:nvPicPr>
+                  <pic:blipFill>
+                    <a:blip r:embed="rId31" cstate="none"/>
+                    <a:srcRect/>
+                    <a:stretch>
+                      <a:fillRect/>
+                    </a:stretch>
+                  </pic:blipFill>
+                  <pic:spPr bwMode="auto">
+                    <a:xfrm>
+                      <a:off x="0" y="0"/>
+                      <a:ext cx="5715000" cy="2857500"/>
+                    </a:xfrm>
+                    <a:prstGeom prst="rect">
+                      <a:avLst/>
+                    </a:prstGeom>
+                  </pic:spPr>
+                </pic:pic>
+              </a:graphicData>
+            </a:graphic>
+          </wp:inline>
+        </w:drawing>
+      </w:r>
+    </w:p>
+    <w:p>
+      <w:pPr>
+        <w:spacing w:after="40" w:before="160"/>
+      </w:pPr>
+      <w:r>
+        <w:rPr>
+          <w:b/>
+          <w:bCs/>
+          <w:color w:val="2E5A9C"/>
+          <w:sz w:val="19"/>
+          <w:szCs w:val="19"/>
+        </w:rPr>
+        <w:t xml:space="preserve">▸ 50-vc-supervisor-list.jpg  </w:t>
+      </w:r>
+      <w:r>
+        <w:rPr>
+          <w:color w:val="333333"/>
+          <w:sz w:val="19"/>
+          <w:szCs w:val="19"/>
+        </w:rPr>
+        <w:t xml:space="preserve">vCenter Supervisor 清單。</w:t>
+      </w:r>
+    </w:p>
+    <w:p>
+      <w:pPr>
+        <w:pBdr>
+          <w:top w:val="single" w:color="CCCCCC" w:sz="4"/>
+          <w:bottom w:val="single" w:color="CCCCCC" w:sz="4"/>
+          <w:left w:val="single" w:color="CCCCCC" w:sz="4"/>
+          <w:right w:val="single" w:color="CCCCCC" w:sz="4"/>
+        </w:pBdr>
+        <w:spacing w:after="80"/>
+        <w:jc w:val="center"/>
+      </w:pPr>
+      <w:r>
+        <w:drawing>
+          <wp:inline distT="0" distB="0" distL="0" distR="0">
+            <wp:extent cx="5715000" cy="2857500"/>
+            <wp:effectExtent t="0" r="0" b="0" l="0"/>
+            <wp:docPr id="1" name="" descr="" title=""/>
+            <wp:cNvGraphicFramePr>
+              <a:graphicFrameLocks xmlns:a="http://schemas.openxmlformats.org/drawingml/2006/main" noChangeAspect="1"/>
+            </wp:cNvGraphicFramePr>
+            <a:graphic xmlns:a="http://schemas.openxmlformats.org/drawingml/2006/main">
+              <a:graphicData uri="http://schemas.openxmlformats.org/drawingml/2006/picture">
+                <pic:pic xmlns:pic="http://schemas.openxmlformats.org/drawingml/2006/picture">
+                  <pic:nvPicPr>
+                    <pic:cNvPr id="0" name="" descr=""/>
+                    <pic:cNvPicPr>
+                      <a:picLocks noChangeAspect="1" noChangeArrowheads="1"/>
+                    </pic:cNvPicPr>
+                  </pic:nvPicPr>
+                  <pic:blipFill>
+                    <a:blip r:embed="rId32" cstate="none"/>
+                    <a:srcRect/>
+                    <a:stretch>
+                      <a:fillRect/>
+                    </a:stretch>
+                  </pic:blipFill>
+                  <pic:spPr bwMode="auto">
+                    <a:xfrm>
+                      <a:off x="0" y="0"/>
+                      <a:ext cx="5715000" cy="2857500"/>
+                    </a:xfrm>
+                    <a:prstGeom prst="rect">
+                      <a:avLst/>
+                    </a:prstGeom>
+                  </pic:spPr>
+                </pic:pic>
+              </a:graphicData>
+            </a:graphic>
+          </wp:inline>
+        </w:drawing>
+      </w:r>
+    </w:p>
+    <w:p>
+      <w:pPr>
+        <w:pStyle w:val="Heading1"/>
+        <w:spacing w:after="80" w:before="280"/>
+      </w:pPr>
+      <w:r>
         <w:t xml:space="preserve">第 5 部分 — 完成狀態(RUNNING + Namespace + VKS Cluster)</w:t>
       </w:r>
     </w:p>
@@ -1870,7 +2104,7 @@
                     </pic:cNvPicPr>
                   </pic:nvPicPr>
                   <pic:blipFill>
-                    <a:blip r:embed="rId30" cstate="none"/>
+                    <a:blip r:embed="rId33" cstate="none"/>
                     <a:srcRect/>
                     <a:stretch>
                       <a:fillRect/>
@@ -1945,7 +2179,7 @@
                     </pic:cNvPicPr>
                   </pic:nvPicPr>
                   <pic:blipFill>
-                    <a:blip r:embed="rId31" cstate="none"/>
+                    <a:blip r:embed="rId34" cstate="none"/>
                     <a:srcRect/>
                     <a:stretch>
                       <a:fillRect/>
@@ -2020,7 +2254,7 @@
                     </pic:cNvPicPr>
                   </pic:nvPicPr>
                   <pic:blipFill>
-                    <a:blip r:embed="rId32" cstate="none"/>
+                    <a:blip r:embed="rId35" cstate="none"/>
                     <a:srcRect/>
                     <a:stretch>
                       <a:fillRect/>
@@ -2095,7 +2329,7 @@
                     </pic:cNvPicPr>
                   </pic:nvPicPr>
                   <pic:blipFill>
-                    <a:blip r:embed="rId33" cstate="none"/>
+                    <a:blip r:embed="rId36" cstate="none"/>
                     <a:srcRect/>
                     <a:stretch>
                       <a:fillRect/>
@@ -2170,7 +2404,7 @@
                     </pic:cNvPicPr>
                   </pic:nvPicPr>
                   <pic:blipFill>
-                    <a:blip r:embed="rId34" cstate="none"/>
+                    <a:blip r:embed="rId37" cstate="none"/>
                     <a:srcRect/>
                     <a:stretch>
                       <a:fillRect/>
@@ -2245,7 +2479,7 @@
                     </pic:cNvPicPr>
                   </pic:nvPicPr>
                   <pic:blipFill>
-                    <a:blip r:embed="rId35" cstate="none"/>
+                    <a:blip r:embed="rId38" cstate="none"/>
                     <a:srcRect/>
                     <a:stretch>
                       <a:fillRect/>
@@ -2320,7 +2554,7 @@
                     </pic:cNvPicPr>
                   </pic:nvPicPr>
                   <pic:blipFill>
-                    <a:blip r:embed="rId36" cstate="none"/>
+                    <a:blip r:embed="rId39" cstate="none"/>
                     <a:srcRect/>
                     <a:stretch>
                       <a:fillRect/>
